--- a/uk-cca-app-api/src/main/resources/templates/ca/england/CCA3 variation acknowledgement letter.docx
+++ b/uk-cca-app-api/src/main/resources/templates/ca/england/CCA3 variation acknowledgement letter.docx
@@ -5,37 +5,43 @@
     <w:p>
       <w:pPr>
         <w:rPr>
-          <w:sz w:val="20"/>
-        </w:rPr>
-      </w:pPr>
-      <w:r>
-        <w:rPr>
-          <w:sz w:val="20"/>
+          <w:sz w:val="24"/>
+          <w:szCs w:val="24"/>
+        </w:rPr>
+      </w:pPr>
+      <w:r>
+        <w:rPr>
+          <w:sz w:val="24"/>
+          <w:szCs w:val="24"/>
         </w:rPr>
         <w:fldChar w:fldCharType="begin"/>
       </w:r>
       <w:r>
         <w:rPr>
-          <w:sz w:val="20"/>
+          <w:sz w:val="24"/>
+          <w:szCs w:val="24"/>
         </w:rPr>
         <w:instrText xml:space="preserve"> MERGEFIELD  "${currentDate?date?string('dd MMMM yyyy')}"  \* MERGEFORMAT </w:instrText>
       </w:r>
       <w:r>
         <w:rPr>
-          <w:sz w:val="20"/>
+          <w:sz w:val="24"/>
+          <w:szCs w:val="24"/>
         </w:rPr>
         <w:fldChar w:fldCharType="separate"/>
       </w:r>
       <w:r>
         <w:rPr>
           <w:noProof/>
-          <w:sz w:val="20"/>
+          <w:sz w:val="24"/>
+          <w:szCs w:val="24"/>
         </w:rPr>
         <w:t>«${currentDate?date?string('dd MMMM yyyy'»</w:t>
       </w:r>
       <w:r>
         <w:rPr>
-          <w:sz w:val="20"/>
+          <w:sz w:val="24"/>
+          <w:szCs w:val="24"/>
         </w:rPr>
         <w:fldChar w:fldCharType="end"/>
       </w:r>
@@ -43,73 +49,50 @@
     <w:p>
       <w:pPr>
         <w:rPr>
-          <w:sz w:val="20"/>
-        </w:rPr>
-      </w:pPr>
-      <w:r>
-        <w:rPr>
-          <w:sz w:val="20"/>
-        </w:rPr>
-        <w:t>My</w:t>
-      </w:r>
-      <w:r>
-        <w:rPr>
-          <w:sz w:val="20"/>
-        </w:rPr>
-        <w:t xml:space="preserve">CCA </w:t>
-      </w:r>
-      <w:r>
-        <w:rPr>
-          <w:sz w:val="20"/>
-        </w:rPr>
-        <w:t>r</w:t>
-      </w:r>
-      <w:r>
-        <w:rPr>
-          <w:sz w:val="20"/>
-        </w:rPr>
-        <w:t>ef</w:t>
-      </w:r>
-      <w:r>
-        <w:rPr>
-          <w:sz w:val="20"/>
-        </w:rPr>
-        <w:t>erence</w:t>
-      </w:r>
-      <w:r>
-        <w:rPr>
-          <w:sz w:val="20"/>
-        </w:rPr>
-        <w:t xml:space="preserve">: </w:t>
-      </w:r>
-      <w:r>
-        <w:rPr>
-          <w:sz w:val="20"/>
+          <w:sz w:val="24"/>
+          <w:szCs w:val="24"/>
+        </w:rPr>
+      </w:pPr>
+      <w:r>
+        <w:rPr>
+          <w:sz w:val="24"/>
+          <w:szCs w:val="24"/>
+        </w:rPr>
+        <w:t xml:space="preserve">MyCCA reference: </w:t>
+      </w:r>
+      <w:r>
+        <w:rPr>
+          <w:sz w:val="24"/>
+          <w:szCs w:val="24"/>
         </w:rPr>
         <w:fldChar w:fldCharType="begin"/>
       </w:r>
       <w:r>
         <w:rPr>
-          <w:sz w:val="20"/>
+          <w:sz w:val="24"/>
+          <w:szCs w:val="24"/>
         </w:rPr>
         <w:instrText xml:space="preserve"> MERGEFIELD  ${workflow.requestId}  \* MERGEFORMAT </w:instrText>
       </w:r>
       <w:r>
         <w:rPr>
-          <w:sz w:val="20"/>
+          <w:sz w:val="24"/>
+          <w:szCs w:val="24"/>
         </w:rPr>
         <w:fldChar w:fldCharType="separate"/>
       </w:r>
       <w:r>
         <w:rPr>
           <w:noProof/>
-          <w:sz w:val="20"/>
+          <w:sz w:val="24"/>
+          <w:szCs w:val="24"/>
         </w:rPr>
         <w:t>«${workflow.requestId}»</w:t>
       </w:r>
       <w:r>
         <w:rPr>
-          <w:sz w:val="20"/>
+          <w:sz w:val="24"/>
+          <w:szCs w:val="24"/>
         </w:rPr>
         <w:fldChar w:fldCharType="end"/>
       </w:r>
@@ -120,50 +103,58 @@
         <w:autoSpaceDN w:val="0"/>
         <w:adjustRightInd w:val="0"/>
         <w:rPr>
-          <w:sz w:val="20"/>
+          <w:sz w:val="24"/>
+          <w:szCs w:val="24"/>
         </w:rPr>
       </w:pPr>
     </w:p>
     <w:p>
       <w:pPr>
         <w:rPr>
-          <w:sz w:val="20"/>
-        </w:rPr>
-      </w:pPr>
-      <w:r>
-        <w:rPr>
-          <w:sz w:val="20"/>
+          <w:sz w:val="24"/>
+          <w:szCs w:val="24"/>
+        </w:rPr>
+      </w:pPr>
+      <w:r>
+        <w:rPr>
+          <w:sz w:val="24"/>
+          <w:szCs w:val="24"/>
         </w:rPr>
         <w:t xml:space="preserve">Operator name: </w:t>
       </w:r>
       <w:r>
         <w:rPr>
-          <w:sz w:val="20"/>
+          <w:sz w:val="24"/>
+          <w:szCs w:val="24"/>
         </w:rPr>
         <w:fldChar w:fldCharType="begin"/>
       </w:r>
       <w:r>
         <w:rPr>
-          <w:sz w:val="20"/>
+          <w:sz w:val="24"/>
+          <w:szCs w:val="24"/>
         </w:rPr>
         <w:instrText xml:space="preserve"> MERGEFIELD  ${params.targetUnitDetails.name}  \* MERGEFORMAT </w:instrText>
       </w:r>
       <w:r>
         <w:rPr>
-          <w:sz w:val="20"/>
+          <w:sz w:val="24"/>
+          <w:szCs w:val="24"/>
         </w:rPr>
         <w:fldChar w:fldCharType="separate"/>
       </w:r>
       <w:r>
         <w:rPr>
           <w:noProof/>
-          <w:sz w:val="20"/>
+          <w:sz w:val="24"/>
+          <w:szCs w:val="24"/>
         </w:rPr>
         <w:t>«${params.targetUnitDetails.name}»</w:t>
       </w:r>
       <w:r>
         <w:rPr>
-          <w:sz w:val="20"/>
+          <w:sz w:val="24"/>
+          <w:szCs w:val="24"/>
         </w:rPr>
         <w:fldChar w:fldCharType="end"/>
       </w:r>
@@ -171,60 +162,163 @@
     <w:p>
       <w:pPr>
         <w:rPr>
-          <w:sz w:val="20"/>
-        </w:rPr>
-      </w:pPr>
-      <w:r>
-        <w:rPr>
-          <w:sz w:val="20"/>
+          <w:sz w:val="24"/>
+          <w:szCs w:val="24"/>
+        </w:rPr>
+      </w:pPr>
+      <w:r>
+        <w:rPr>
+          <w:sz w:val="24"/>
+          <w:szCs w:val="24"/>
+        </w:rPr>
+        <w:fldChar w:fldCharType="begin"/>
+      </w:r>
+      <w:r>
+        <w:rPr>
+          <w:sz w:val="24"/>
+          <w:szCs w:val="24"/>
+        </w:rPr>
+        <w:instrText xml:space="preserve"> MERGEFIELD  "[#if (params.targetUnitDetails.companyRegistrationNumber</w:instrText>
+      </w:r>
+      <w:r>
+        <w:rPr>
+          <w:sz w:val="24"/>
+          <w:szCs w:val="24"/>
+        </w:rPr>
+        <w:instrText>?has_content)</w:instrText>
+      </w:r>
+      <w:r>
+        <w:rPr>
+          <w:sz w:val="24"/>
+          <w:szCs w:val="24"/>
+        </w:rPr>
+        <w:instrText xml:space="preserve">]"  \* MERGEFORMAT </w:instrText>
+      </w:r>
+      <w:r>
+        <w:rPr>
+          <w:sz w:val="24"/>
+          <w:szCs w:val="24"/>
+        </w:rPr>
+        <w:fldChar w:fldCharType="separate"/>
+      </w:r>
+      <w:r>
+        <w:rPr>
+          <w:noProof/>
+          <w:sz w:val="24"/>
+          <w:szCs w:val="24"/>
+        </w:rPr>
+        <w:t>«[#if (params.targetUnitDetails.companyRe»</w:t>
+      </w:r>
+      <w:r>
+        <w:rPr>
+          <w:sz w:val="24"/>
+          <w:szCs w:val="24"/>
+        </w:rPr>
+        <w:fldChar w:fldCharType="end"/>
+      </w:r>
+      <w:r>
+        <w:rPr>
+          <w:sz w:val="24"/>
+          <w:szCs w:val="24"/>
         </w:rPr>
         <w:t xml:space="preserve">Company number: </w:t>
       </w:r>
       <w:r>
         <w:rPr>
-          <w:sz w:val="20"/>
+          <w:sz w:val="24"/>
+          <w:szCs w:val="24"/>
         </w:rPr>
         <w:fldChar w:fldCharType="begin"/>
       </w:r>
       <w:r>
         <w:rPr>
-          <w:sz w:val="20"/>
+          <w:sz w:val="24"/>
+          <w:szCs w:val="24"/>
         </w:rPr>
         <w:instrText xml:space="preserve"> MERGEFIELD  ${(params.targetUnitDetails.companyRegistrationNumber)!}  \* MERGEFORMAT </w:instrText>
       </w:r>
       <w:r>
         <w:rPr>
-          <w:sz w:val="20"/>
+          <w:sz w:val="24"/>
+          <w:szCs w:val="24"/>
         </w:rPr>
         <w:fldChar w:fldCharType="separate"/>
       </w:r>
       <w:r>
         <w:rPr>
           <w:noProof/>
-          <w:sz w:val="20"/>
+          <w:sz w:val="24"/>
+          <w:szCs w:val="24"/>
         </w:rPr>
         <w:t>«${(params.targetUnitDetails.companyRegis»</w:t>
       </w:r>
       <w:r>
         <w:rPr>
-          <w:sz w:val="20"/>
+          <w:sz w:val="24"/>
+          <w:szCs w:val="24"/>
         </w:rPr>
         <w:fldChar w:fldCharType="end"/>
+      </w:r>
+      <w:r>
+        <w:rPr>
+          <w:sz w:val="24"/>
+          <w:szCs w:val="24"/>
+        </w:rPr>
+        <w:fldChar w:fldCharType="begin"/>
+      </w:r>
+      <w:r>
+        <w:rPr>
+          <w:sz w:val="24"/>
+          <w:szCs w:val="24"/>
+        </w:rPr>
+        <w:instrText xml:space="preserve"> MERGEFIELD  [/#if]  \* MERGEFORMAT </w:instrText>
+      </w:r>
+      <w:r>
+        <w:rPr>
+          <w:sz w:val="24"/>
+          <w:szCs w:val="24"/>
+        </w:rPr>
+        <w:fldChar w:fldCharType="separate"/>
+      </w:r>
+      <w:r>
+        <w:rPr>
+          <w:noProof/>
+          <w:sz w:val="24"/>
+          <w:szCs w:val="24"/>
+        </w:rPr>
+        <w:t>«[/#if]»</w:t>
+      </w:r>
+      <w:r>
+        <w:rPr>
+          <w:sz w:val="24"/>
+          <w:szCs w:val="24"/>
+        </w:rPr>
+        <w:fldChar w:fldCharType="end"/>
+      </w:r>
+      <w:r>
+        <w:rPr>
+          <w:sz w:val="24"/>
+          <w:szCs w:val="24"/>
+        </w:rPr>
+        <w:t xml:space="preserve"> </w:t>
       </w:r>
     </w:p>
     <w:p>
       <w:pPr>
+        <w:spacing w:before="120"/>
         <w:rPr>
           <w:rFonts w:cs="Arial"/>
           <w:bCs/>
-          <w:sz w:val="20"/>
+          <w:sz w:val="24"/>
+          <w:szCs w:val="24"/>
         </w:rPr>
       </w:pPr>
       <w:r>
         <w:rPr>
           <w:rFonts w:cs="Arial"/>
           <w:bCs/>
-          <w:sz w:val="20"/>
+          <w:sz w:val="24"/>
+          <w:szCs w:val="24"/>
         </w:rPr>
         <w:t>Address for service:</w:t>
       </w:r>
@@ -234,14 +328,16 @@
         <w:rPr>
           <w:rFonts w:cs="Arial"/>
           <w:bCs/>
-          <w:sz w:val="20"/>
+          <w:sz w:val="24"/>
+          <w:szCs w:val="24"/>
         </w:rPr>
       </w:pPr>
       <w:r>
         <w:rPr>
           <w:rFonts w:cs="Arial"/>
           <w:bCs/>
-          <w:sz w:val="20"/>
+          <w:sz w:val="24"/>
+          <w:szCs w:val="24"/>
         </w:rPr>
         <w:t>By post:</w:t>
       </w:r>
@@ -251,14 +347,16 @@
         <w:rPr>
           <w:rFonts w:cs="Arial"/>
           <w:bCs/>
-          <w:sz w:val="20"/>
+          <w:sz w:val="24"/>
+          <w:szCs w:val="24"/>
         </w:rPr>
       </w:pPr>
       <w:r>
         <w:rPr>
           <w:rFonts w:cs="Arial"/>
           <w:bCs/>
-          <w:sz w:val="20"/>
+          <w:sz w:val="24"/>
+          <w:szCs w:val="24"/>
         </w:rPr>
         <w:fldChar w:fldCharType="begin"/>
       </w:r>
@@ -266,7 +364,8 @@
         <w:rPr>
           <w:rFonts w:cs="Arial"/>
           <w:bCs/>
-          <w:sz w:val="20"/>
+          <w:sz w:val="24"/>
+          <w:szCs w:val="24"/>
         </w:rPr>
         <w:instrText xml:space="preserve"> MERGEFIELD  ${params.targetUnitDetails.location}  \* MERGEFORMAT </w:instrText>
       </w:r>
@@ -274,7 +373,8 @@
         <w:rPr>
           <w:rFonts w:cs="Arial"/>
           <w:bCs/>
-          <w:sz w:val="20"/>
+          <w:sz w:val="24"/>
+          <w:szCs w:val="24"/>
         </w:rPr>
         <w:fldChar w:fldCharType="separate"/>
       </w:r>
@@ -283,7 +383,8 @@
           <w:rFonts w:cs="Arial"/>
           <w:bCs/>
           <w:noProof/>
-          <w:sz w:val="20"/>
+          <w:sz w:val="24"/>
+          <w:szCs w:val="24"/>
         </w:rPr>
         <w:t>«${params.targetUnitDetails.location}»</w:t>
       </w:r>
@@ -291,7 +392,8 @@
         <w:rPr>
           <w:rFonts w:cs="Arial"/>
           <w:bCs/>
-          <w:sz w:val="20"/>
+          <w:sz w:val="24"/>
+          <w:szCs w:val="24"/>
         </w:rPr>
         <w:fldChar w:fldCharType="end"/>
       </w:r>
@@ -301,14 +403,16 @@
         <w:rPr>
           <w:rFonts w:cs="Arial"/>
           <w:bCs/>
-          <w:sz w:val="20"/>
+          <w:sz w:val="24"/>
+          <w:szCs w:val="24"/>
         </w:rPr>
       </w:pPr>
       <w:r>
         <w:rPr>
           <w:rFonts w:cs="Arial"/>
           <w:bCs/>
-          <w:sz w:val="20"/>
+          <w:sz w:val="24"/>
+          <w:szCs w:val="24"/>
         </w:rPr>
         <w:t>Electronically</w:t>
       </w:r>
@@ -316,7 +420,8 @@
         <w:rPr>
           <w:rFonts w:cs="Arial"/>
           <w:bCs/>
-          <w:sz w:val="20"/>
+          <w:sz w:val="24"/>
+          <w:szCs w:val="24"/>
         </w:rPr>
         <w:t>:</w:t>
       </w:r>
@@ -324,41 +429,47 @@
     <w:p>
       <w:pPr>
         <w:rPr>
-          <w:sz w:val="20"/>
+          <w:sz w:val="24"/>
+          <w:szCs w:val="24"/>
         </w:rPr>
       </w:pPr>
       <w:r>
         <w:rPr>
           <w:noProof/>
-          <w:sz w:val="20"/>
+          <w:sz w:val="24"/>
+          <w:szCs w:val="24"/>
         </w:rPr>
         <w:fldChar w:fldCharType="begin"/>
       </w:r>
       <w:r>
         <w:rPr>
           <w:noProof/>
-          <w:sz w:val="20"/>
+          <w:sz w:val="24"/>
+          <w:szCs w:val="24"/>
         </w:rPr>
         <w:instrText xml:space="preserve"> MERGEFIELD  ${params.targetUnitDetails.primaryContactEmail}  \* MERGEFORMAT </w:instrText>
       </w:r>
       <w:r>
         <w:rPr>
           <w:noProof/>
-          <w:sz w:val="20"/>
+          <w:sz w:val="24"/>
+          <w:szCs w:val="24"/>
         </w:rPr>
         <w:fldChar w:fldCharType="separate"/>
       </w:r>
       <w:r>
         <w:rPr>
           <w:noProof/>
-          <w:sz w:val="20"/>
+          <w:sz w:val="24"/>
+          <w:szCs w:val="24"/>
         </w:rPr>
         <w:t>«${params.targetUnitDetails.primaryContac»</w:t>
       </w:r>
       <w:r>
         <w:rPr>
           <w:noProof/>
-          <w:sz w:val="20"/>
+          <w:sz w:val="24"/>
+          <w:szCs w:val="24"/>
         </w:rPr>
         <w:fldChar w:fldCharType="end"/>
       </w:r>
@@ -366,7 +477,8 @@
     <w:p>
       <w:pPr>
         <w:rPr>
-          <w:sz w:val="20"/>
+          <w:sz w:val="24"/>
+          <w:szCs w:val="24"/>
         </w:rPr>
       </w:pPr>
     </w:p>
@@ -374,21 +486,18 @@
       <w:pPr>
         <w:pStyle w:val="Heading1"/>
         <w:rPr>
-          <w:sz w:val="20"/>
-          <w:szCs w:val="20"/>
-        </w:rPr>
-      </w:pPr>
-      <w:r>
-        <w:rPr>
-          <w:sz w:val="20"/>
-          <w:szCs w:val="20"/>
+          <w:sz w:val="24"/>
+        </w:rPr>
+      </w:pPr>
+      <w:r>
+        <w:rPr>
+          <w:sz w:val="24"/>
         </w:rPr>
         <w:t xml:space="preserve">The Climate Change Agreements (Administration) Regulations 2012 (As amended) </w:t>
       </w:r>
       <w:r>
         <w:rPr>
-          <w:sz w:val="20"/>
-          <w:szCs w:val="20"/>
+          <w:sz w:val="24"/>
         </w:rPr>
         <w:t>(“THE REGULATIONS”)</w:t>
       </w:r>
@@ -396,19 +505,22 @@
     <w:p>
       <w:pPr>
         <w:rPr>
-          <w:sz w:val="20"/>
+          <w:sz w:val="24"/>
+          <w:szCs w:val="24"/>
         </w:rPr>
       </w:pPr>
     </w:p>
     <w:p>
       <w:pPr>
         <w:rPr>
-          <w:sz w:val="20"/>
-        </w:rPr>
-      </w:pPr>
-      <w:r>
-        <w:rPr>
-          <w:sz w:val="20"/>
+          <w:sz w:val="24"/>
+          <w:szCs w:val="24"/>
+        </w:rPr>
+      </w:pPr>
+      <w:r>
+        <w:rPr>
+          <w:sz w:val="24"/>
+          <w:szCs w:val="24"/>
         </w:rPr>
         <w:t xml:space="preserve">Dear </w:t>
       </w:r>
@@ -416,7 +528,8 @@
         <w:rPr>
           <w:rFonts w:cs="Arial"/>
           <w:bCs/>
-          <w:sz w:val="20"/>
+          <w:sz w:val="24"/>
+          <w:szCs w:val="24"/>
         </w:rPr>
         <w:fldChar w:fldCharType="begin"/>
       </w:r>
@@ -424,7 +537,8 @@
         <w:rPr>
           <w:rFonts w:cs="Arial"/>
           <w:bCs/>
-          <w:sz w:val="20"/>
+          <w:sz w:val="24"/>
+          <w:szCs w:val="24"/>
         </w:rPr>
         <w:instrText xml:space="preserve"> MERGEFIELD  ${params.targetUnitDetails.primaryContact}  \* MERGEFORMAT </w:instrText>
       </w:r>
@@ -432,7 +546,8 @@
         <w:rPr>
           <w:rFonts w:cs="Arial"/>
           <w:bCs/>
-          <w:sz w:val="20"/>
+          <w:sz w:val="24"/>
+          <w:szCs w:val="24"/>
         </w:rPr>
         <w:fldChar w:fldCharType="separate"/>
       </w:r>
@@ -441,7 +556,8 @@
           <w:rFonts w:cs="Arial"/>
           <w:bCs/>
           <w:noProof/>
-          <w:sz w:val="20"/>
+          <w:sz w:val="24"/>
+          <w:szCs w:val="24"/>
         </w:rPr>
         <w:t>«${params.targetUnitDetails.primaryContac»</w:t>
       </w:r>
@@ -449,7 +565,8 @@
         <w:rPr>
           <w:rFonts w:cs="Arial"/>
           <w:bCs/>
-          <w:sz w:val="20"/>
+          <w:sz w:val="24"/>
+          <w:szCs w:val="24"/>
         </w:rPr>
         <w:fldChar w:fldCharType="end"/>
       </w:r>
@@ -457,238 +574,536 @@
         <w:rPr>
           <w:rFonts w:cs="Arial"/>
           <w:bCs/>
-          <w:sz w:val="20"/>
+          <w:sz w:val="24"/>
+          <w:szCs w:val="24"/>
         </w:rPr>
         <w:t xml:space="preserve">, </w:t>
       </w:r>
     </w:p>
     <w:p>
       <w:pPr>
-        <w:autoSpaceDE w:val="0"/>
-        <w:autoSpaceDN w:val="0"/>
-        <w:adjustRightInd w:val="0"/>
+        <w:spacing w:before="120"/>
+        <w:rPr>
+          <w:sz w:val="24"/>
+          <w:szCs w:val="24"/>
+        </w:rPr>
+      </w:pPr>
+      <w:r>
+        <w:rPr>
+          <w:sz w:val="24"/>
+          <w:szCs w:val="24"/>
+        </w:rPr>
+        <w:t xml:space="preserve">We are writing to inform </w:t>
+      </w:r>
+      <w:r>
+        <w:rPr>
+          <w:sz w:val="24"/>
+          <w:szCs w:val="24"/>
+        </w:rPr>
+        <w:fldChar w:fldCharType="begin"/>
+      </w:r>
+      <w:r>
+        <w:rPr>
+          <w:sz w:val="24"/>
+          <w:szCs w:val="24"/>
+        </w:rPr>
+        <w:instrText xml:space="preserve"> MERGEFIELD  ${params.targetUnitDetails.name}  \* MERGEFORMAT </w:instrText>
+      </w:r>
+      <w:r>
+        <w:rPr>
+          <w:sz w:val="24"/>
+          <w:szCs w:val="24"/>
+        </w:rPr>
+        <w:fldChar w:fldCharType="separate"/>
+      </w:r>
+      <w:r>
+        <w:rPr>
+          <w:noProof/>
+          <w:sz w:val="24"/>
+          <w:szCs w:val="24"/>
+        </w:rPr>
+        <w:t>«${params.targetUnitDetails.name}»</w:t>
+      </w:r>
+      <w:r>
+        <w:rPr>
+          <w:sz w:val="24"/>
+          <w:szCs w:val="24"/>
+        </w:rPr>
+        <w:fldChar w:fldCharType="end"/>
+      </w:r>
+      <w:r>
+        <w:rPr>
+          <w:sz w:val="24"/>
+          <w:szCs w:val="24"/>
+        </w:rPr>
+        <w:t xml:space="preserve"> (“you”) that </w:t>
+      </w:r>
+      <w:r>
+        <w:rPr>
+          <w:sz w:val="24"/>
+          <w:szCs w:val="24"/>
+        </w:rPr>
+        <w:t>we</w:t>
+      </w:r>
+      <w:r>
+        <w:rPr>
+          <w:sz w:val="24"/>
+          <w:szCs w:val="24"/>
+        </w:rPr>
+        <w:fldChar w:fldCharType="begin"/>
+      </w:r>
+      <w:r>
+        <w:rPr>
+          <w:sz w:val="24"/>
+          <w:szCs w:val="24"/>
+        </w:rPr>
+        <w:instrText xml:space="preserve"> MERGEFIELD  "[#if (params.isRegulatorLed)]"  \* MERGEFORMAT </w:instrText>
+      </w:r>
+      <w:r>
+        <w:rPr>
+          <w:sz w:val="24"/>
+          <w:szCs w:val="24"/>
+        </w:rPr>
+        <w:fldChar w:fldCharType="separate"/>
+      </w:r>
+      <w:r>
+        <w:rPr>
+          <w:noProof/>
+          <w:sz w:val="24"/>
+          <w:szCs w:val="24"/>
+        </w:rPr>
+        <w:t>«[#if (params.isRegulatorLed)]»</w:t>
+      </w:r>
+      <w:r>
+        <w:rPr>
+          <w:sz w:val="24"/>
+          <w:szCs w:val="24"/>
+        </w:rPr>
+        <w:fldChar w:fldCharType="end"/>
+      </w:r>
+      <w:r>
+        <w:rPr>
+          <w:sz w:val="24"/>
+          <w:szCs w:val="24"/>
+        </w:rPr>
+        <w:t xml:space="preserve"> </w:t>
+      </w:r>
+      <w:r>
         <w:rPr>
           <w:rFonts w:cs="Arial"/>
-          <w:sz w:val="20"/>
-        </w:rPr>
-      </w:pPr>
+          <w:sz w:val="24"/>
+          <w:szCs w:val="24"/>
+        </w:rPr>
+        <w:t>completed</w:t>
+      </w:r>
+      <w:r>
+        <w:rPr>
+          <w:rFonts w:cs="Arial"/>
+          <w:sz w:val="24"/>
+          <w:szCs w:val="24"/>
+        </w:rPr>
+        <w:t xml:space="preserve"> </w:t>
+      </w:r>
+      <w:r>
+        <w:rPr>
+          <w:sz w:val="24"/>
+          <w:szCs w:val="24"/>
+        </w:rPr>
+        <w:fldChar w:fldCharType="begin"/>
+      </w:r>
+      <w:r>
+        <w:rPr>
+          <w:sz w:val="24"/>
+          <w:szCs w:val="24"/>
+        </w:rPr>
+        <w:instrText xml:space="preserve"> MERGEFIELD  [#else]  \* MERGEFORMAT </w:instrText>
+      </w:r>
+      <w:r>
+        <w:rPr>
+          <w:sz w:val="24"/>
+          <w:szCs w:val="24"/>
+        </w:rPr>
+        <w:fldChar w:fldCharType="separate"/>
+      </w:r>
+      <w:r>
+        <w:rPr>
+          <w:noProof/>
+          <w:sz w:val="24"/>
+          <w:szCs w:val="24"/>
+        </w:rPr>
+        <w:t>«[#else]»</w:t>
+      </w:r>
+      <w:r>
+        <w:rPr>
+          <w:sz w:val="24"/>
+          <w:szCs w:val="24"/>
+        </w:rPr>
+        <w:fldChar w:fldCharType="end"/>
+      </w:r>
+      <w:r>
+        <w:rPr>
+          <w:sz w:val="24"/>
+          <w:szCs w:val="24"/>
+        </w:rPr>
+        <w:t xml:space="preserve"> </w:t>
+      </w:r>
+      <w:r>
+        <w:rPr>
+          <w:rFonts w:cs="Arial"/>
+          <w:sz w:val="24"/>
+          <w:szCs w:val="24"/>
+        </w:rPr>
+        <w:t>accepted</w:t>
+      </w:r>
+      <w:r>
+        <w:rPr>
+          <w:rFonts w:cs="Arial"/>
+          <w:sz w:val="24"/>
+          <w:szCs w:val="24"/>
+        </w:rPr>
+        <w:t xml:space="preserve"> </w:t>
+      </w:r>
+      <w:r>
+        <w:rPr>
+          <w:sz w:val="24"/>
+          <w:szCs w:val="24"/>
+        </w:rPr>
+        <w:fldChar w:fldCharType="begin"/>
+      </w:r>
+      <w:r>
+        <w:rPr>
+          <w:sz w:val="24"/>
+          <w:szCs w:val="24"/>
+        </w:rPr>
+        <w:instrText xml:space="preserve"> MERGEFIELD  [/#if]  \* MERGEFORMAT </w:instrText>
+      </w:r>
+      <w:r>
+        <w:rPr>
+          <w:sz w:val="24"/>
+          <w:szCs w:val="24"/>
+        </w:rPr>
+        <w:fldChar w:fldCharType="separate"/>
+      </w:r>
+      <w:r>
+        <w:rPr>
+          <w:noProof/>
+          <w:sz w:val="24"/>
+          <w:szCs w:val="24"/>
+        </w:rPr>
+        <w:t>«[/#if]»</w:t>
+      </w:r>
+      <w:r>
+        <w:rPr>
+          <w:sz w:val="24"/>
+          <w:szCs w:val="24"/>
+        </w:rPr>
+        <w:fldChar w:fldCharType="end"/>
+      </w:r>
+      <w:r>
+        <w:rPr>
+          <w:sz w:val="24"/>
+          <w:szCs w:val="24"/>
+        </w:rPr>
+        <w:t xml:space="preserve">the </w:t>
+      </w:r>
+      <w:r>
+        <w:rPr>
+          <w:sz w:val="24"/>
+          <w:szCs w:val="24"/>
+        </w:rPr>
+        <w:t xml:space="preserve">following changes </w:t>
+      </w:r>
+      <w:r>
+        <w:rPr>
+          <w:sz w:val="24"/>
+          <w:szCs w:val="24"/>
+        </w:rPr>
+        <w:t xml:space="preserve">to </w:t>
+      </w:r>
+      <w:r>
+        <w:rPr>
+          <w:sz w:val="24"/>
+          <w:szCs w:val="24"/>
+        </w:rPr>
+        <w:t xml:space="preserve">the </w:t>
+      </w:r>
+      <w:r>
+        <w:rPr>
+          <w:sz w:val="24"/>
+          <w:szCs w:val="24"/>
+        </w:rPr>
+        <w:t xml:space="preserve">information </w:t>
+      </w:r>
+      <w:r>
+        <w:rPr>
+          <w:sz w:val="24"/>
+          <w:szCs w:val="24"/>
+        </w:rPr>
+        <w:t xml:space="preserve">we hold </w:t>
+      </w:r>
+      <w:r>
+        <w:rPr>
+          <w:sz w:val="24"/>
+          <w:szCs w:val="24"/>
+        </w:rPr>
+        <w:t xml:space="preserve">about </w:t>
+      </w:r>
+      <w:r>
+        <w:rPr>
+          <w:sz w:val="24"/>
+          <w:szCs w:val="24"/>
+        </w:rPr>
+        <w:t>your underlying agreement</w:t>
+      </w:r>
+      <w:r>
+        <w:rPr>
+          <w:sz w:val="24"/>
+          <w:szCs w:val="24"/>
+        </w:rPr>
+        <w:t>(s)</w:t>
+      </w:r>
+      <w:r>
+        <w:rPr>
+          <w:sz w:val="24"/>
+          <w:szCs w:val="24"/>
+        </w:rPr>
+        <w:t xml:space="preserve"> on </w:t>
+      </w:r>
+      <w:r>
+        <w:rPr>
+          <w:sz w:val="24"/>
+          <w:szCs w:val="24"/>
+        </w:rPr>
+        <w:fldChar w:fldCharType="begin"/>
+      </w:r>
+      <w:r>
+        <w:rPr>
+          <w:sz w:val="24"/>
+          <w:szCs w:val="24"/>
+        </w:rPr>
+        <w:instrText xml:space="preserve"> MERGEFIELD  "${currentDate?date?string('dd MMMM yyyy')}"  \* MERGEFORMAT </w:instrText>
+      </w:r>
+      <w:r>
+        <w:rPr>
+          <w:sz w:val="24"/>
+          <w:szCs w:val="24"/>
+        </w:rPr>
+        <w:fldChar w:fldCharType="separate"/>
+      </w:r>
+      <w:r>
+        <w:rPr>
+          <w:noProof/>
+          <w:sz w:val="24"/>
+          <w:szCs w:val="24"/>
+        </w:rPr>
+        <w:t>«${currentDate?date?string('dd MMMM yyyy'»</w:t>
+      </w:r>
+      <w:r>
+        <w:rPr>
+          <w:sz w:val="24"/>
+          <w:szCs w:val="24"/>
+        </w:rPr>
+        <w:fldChar w:fldCharType="end"/>
+      </w:r>
+      <w:r>
+        <w:rPr>
+          <w:sz w:val="24"/>
+          <w:szCs w:val="24"/>
+        </w:rPr>
+        <w:t>:</w:t>
+      </w:r>
     </w:p>
     <w:p>
       <w:pPr>
-        <w:rPr>
-          <w:sz w:val="20"/>
-        </w:rPr>
-      </w:pPr>
-      <w:r>
-        <w:rPr>
-          <w:sz w:val="20"/>
-        </w:rPr>
-        <w:t xml:space="preserve">We are writing to inform </w:t>
-      </w:r>
-      <w:r>
-        <w:rPr>
-          <w:sz w:val="20"/>
+        <w:spacing w:before="120"/>
+        <w:rPr>
+          <w:sz w:val="24"/>
+          <w:szCs w:val="24"/>
+          <w:lang w:val="en-US"/>
+        </w:rPr>
+      </w:pPr>
+      <w:r>
+        <w:rPr>
+          <w:sz w:val="24"/>
+          <w:szCs w:val="24"/>
         </w:rPr>
         <w:fldChar w:fldCharType="begin"/>
       </w:r>
       <w:r>
         <w:rPr>
-          <w:sz w:val="20"/>
-        </w:rPr>
-        <w:instrText xml:space="preserve"> MERGEFIELD  ${params.targetUnitDetails.name}  \* MERGEFORMAT </w:instrText>
-      </w:r>
-      <w:r>
-        <w:rPr>
-          <w:sz w:val="20"/>
+          <w:sz w:val="24"/>
+          <w:szCs w:val="24"/>
+        </w:rPr>
+        <w:instrText xml:space="preserve"> MERGEFIELD  ${params.additionalInformation}  \* MERGEFORMAT </w:instrText>
+      </w:r>
+      <w:r>
+        <w:rPr>
+          <w:sz w:val="24"/>
+          <w:szCs w:val="24"/>
         </w:rPr>
         <w:fldChar w:fldCharType="separate"/>
       </w:r>
       <w:r>
         <w:rPr>
           <w:noProof/>
-          <w:sz w:val="20"/>
-        </w:rPr>
-        <w:t>«${params.targetUnitDetails.name}»</w:t>
-      </w:r>
-      <w:r>
-        <w:rPr>
-          <w:sz w:val="20"/>
+          <w:sz w:val="24"/>
+          <w:szCs w:val="24"/>
+        </w:rPr>
+        <w:t>«${params.additionalInformation}»</w:t>
+      </w:r>
+      <w:r>
+        <w:rPr>
+          <w:sz w:val="24"/>
+          <w:szCs w:val="24"/>
         </w:rPr>
         <w:fldChar w:fldCharType="end"/>
-      </w:r>
-      <w:r>
-        <w:rPr>
-          <w:sz w:val="20"/>
-        </w:rPr>
-        <w:t xml:space="preserve"> (“you”) that </w:t>
-      </w:r>
-      <w:r>
-        <w:rPr>
-          <w:sz w:val="20"/>
-        </w:rPr>
-        <w:t xml:space="preserve">the </w:t>
-      </w:r>
-      <w:r>
-        <w:rPr>
-          <w:sz w:val="20"/>
-        </w:rPr>
-        <w:t xml:space="preserve">updates to </w:t>
-      </w:r>
-      <w:r>
-        <w:rPr>
-          <w:sz w:val="20"/>
-        </w:rPr>
-        <w:t xml:space="preserve">information about </w:t>
-      </w:r>
-      <w:r>
-        <w:rPr>
-          <w:sz w:val="20"/>
-        </w:rPr>
-        <w:t xml:space="preserve">the </w:t>
-      </w:r>
-      <w:r>
-        <w:rPr>
-          <w:sz w:val="20"/>
-        </w:rPr>
-        <w:t xml:space="preserve">facilities in </w:t>
-      </w:r>
-      <w:r>
-        <w:rPr>
-          <w:sz w:val="20"/>
-        </w:rPr>
-        <w:t xml:space="preserve">your underlying agreement </w:t>
-      </w:r>
-      <w:r>
-        <w:rPr>
-          <w:sz w:val="20"/>
-        </w:rPr>
-        <w:t xml:space="preserve">were </w:t>
-      </w:r>
-      <w:r>
-        <w:rPr>
-          <w:sz w:val="20"/>
-        </w:rPr>
-        <w:t>accepted</w:t>
-      </w:r>
-      <w:r>
-        <w:rPr>
-          <w:sz w:val="20"/>
-        </w:rPr>
-        <w:t xml:space="preserve"> </w:t>
-      </w:r>
-      <w:r>
-        <w:rPr>
-          <w:sz w:val="20"/>
-        </w:rPr>
-        <w:t xml:space="preserve">on </w:t>
-      </w:r>
-      <w:r>
-        <w:rPr>
-          <w:sz w:val="20"/>
-        </w:rPr>
-        <w:fldChar w:fldCharType="begin"/>
-      </w:r>
-      <w:r>
-        <w:rPr>
-          <w:sz w:val="20"/>
-        </w:rPr>
-        <w:instrText xml:space="preserve"> MERGEFIELD  "${currentDate?date?string('dd MMMM yyyy')}"  \* MERGEFORMAT </w:instrText>
-      </w:r>
-      <w:r>
-        <w:rPr>
-          <w:sz w:val="20"/>
-        </w:rPr>
-        <w:fldChar w:fldCharType="separate"/>
-      </w:r>
-      <w:r>
-        <w:rPr>
-          <w:noProof/>
-          <w:sz w:val="20"/>
-        </w:rPr>
-        <w:t>«${currentDate?date?string('dd MMMM yyyy'»</w:t>
-      </w:r>
-      <w:r>
-        <w:rPr>
-          <w:sz w:val="20"/>
-        </w:rPr>
-        <w:fldChar w:fldCharType="end"/>
-      </w:r>
-      <w:r>
-        <w:rPr>
-          <w:sz w:val="20"/>
-        </w:rPr>
-        <w:t xml:space="preserve">. This relates to the following </w:t>
-      </w:r>
-      <w:r>
-        <w:rPr>
-          <w:sz w:val="20"/>
-        </w:rPr>
-        <w:t xml:space="preserve">underlying </w:t>
-      </w:r>
-      <w:r>
-        <w:rPr>
-          <w:sz w:val="20"/>
-        </w:rPr>
-        <w:t>agreement</w:t>
-      </w:r>
-      <w:r>
-        <w:rPr>
-          <w:sz w:val="20"/>
-        </w:rPr>
-        <w:t xml:space="preserve"> and account reference</w:t>
-      </w:r>
-      <w:r>
-        <w:rPr>
-          <w:sz w:val="20"/>
-        </w:rPr>
-        <w:t>:</w:t>
       </w:r>
     </w:p>
     <w:p>
       <w:pPr>
-        <w:rPr>
-          <w:sz w:val="20"/>
-        </w:rPr>
-      </w:pPr>
+        <w:spacing w:before="120"/>
+        <w:rPr>
+          <w:sz w:val="24"/>
+          <w:szCs w:val="24"/>
+        </w:rPr>
+      </w:pPr>
+      <w:r>
+        <w:rPr>
+          <w:sz w:val="24"/>
+          <w:szCs w:val="24"/>
+        </w:rPr>
+        <w:t>This</w:t>
+      </w:r>
+      <w:r>
+        <w:rPr>
+          <w:sz w:val="24"/>
+          <w:szCs w:val="24"/>
+        </w:rPr>
+        <w:t xml:space="preserve"> </w:t>
+      </w:r>
+      <w:r>
+        <w:rPr>
+          <w:sz w:val="24"/>
+          <w:szCs w:val="24"/>
+        </w:rPr>
+        <w:t xml:space="preserve">relates to the following </w:t>
+      </w:r>
+      <w:r>
+        <w:rPr>
+          <w:sz w:val="24"/>
+          <w:szCs w:val="24"/>
+        </w:rPr>
+        <w:t xml:space="preserve">underlying </w:t>
+      </w:r>
+      <w:r>
+        <w:rPr>
+          <w:sz w:val="24"/>
+          <w:szCs w:val="24"/>
+        </w:rPr>
+        <w:t>agreement</w:t>
+      </w:r>
+      <w:r>
+        <w:rPr>
+          <w:sz w:val="24"/>
+          <w:szCs w:val="24"/>
+        </w:rPr>
+        <w:t>(s)</w:t>
+      </w:r>
+      <w:r>
+        <w:rPr>
+          <w:sz w:val="24"/>
+          <w:szCs w:val="24"/>
+        </w:rPr>
+        <w:t xml:space="preserve"> and account reference</w:t>
+      </w:r>
+      <w:r>
+        <w:rPr>
+          <w:sz w:val="24"/>
+          <w:szCs w:val="24"/>
+        </w:rPr>
+        <w:t>:</w:t>
+      </w:r>
     </w:p>
     <w:tbl>
       <w:tblPr>
         <w:tblW w:w="5309" w:type="pct"/>
+        <w:tblLayout w:type="fixed"/>
+        <w:tblCellMar>
+          <w:top w:w="113" w:type="dxa"/>
+          <w:left w:w="0" w:type="dxa"/>
+          <w:right w:w="0" w:type="dxa"/>
+        </w:tblCellMar>
         <w:tblLook w:val="04A0" w:firstRow="1" w:lastRow="0" w:firstColumn="1" w:lastColumn="0" w:noHBand="0" w:noVBand="1"/>
       </w:tblPr>
       <w:tblGrid>
-        <w:gridCol w:w="2864"/>
-        <w:gridCol w:w="6720"/>
+        <w:gridCol w:w="3970"/>
+        <w:gridCol w:w="5614"/>
       </w:tblGrid>
       <w:tr>
         <w:tc>
           <w:tcPr>
-            <w:tcW w:w="1708" w:type="pct"/>
+            <w:tcW w:w="2071" w:type="pct"/>
           </w:tcPr>
           <w:p>
             <w:pPr>
               <w:rPr>
-                <w:sz w:val="20"/>
+                <w:sz w:val="24"/>
+                <w:szCs w:val="24"/>
               </w:rPr>
             </w:pPr>
             <w:r>
               <w:rPr>
                 <w:rFonts w:cs="Arial"/>
-                <w:sz w:val="20"/>
-              </w:rPr>
-              <w:t>Current Underlying Agreement Identifier</w:t>
+                <w:sz w:val="24"/>
+                <w:szCs w:val="24"/>
+              </w:rPr>
+              <w:t xml:space="preserve">Underlying </w:t>
             </w:r>
             <w:r>
               <w:rPr>
                 <w:rFonts w:cs="Arial"/>
-                <w:sz w:val="20"/>
+                <w:sz w:val="24"/>
+                <w:szCs w:val="24"/>
+              </w:rPr>
+              <w:t>a</w:t>
+            </w:r>
+            <w:r>
+              <w:rPr>
+                <w:rFonts w:cs="Arial"/>
+                <w:sz w:val="24"/>
+                <w:szCs w:val="24"/>
+              </w:rPr>
+              <w:t xml:space="preserve">greement </w:t>
+            </w:r>
+            <w:r>
+              <w:rPr>
+                <w:rFonts w:cs="Arial"/>
+                <w:sz w:val="24"/>
+                <w:szCs w:val="24"/>
+              </w:rPr>
+              <w:t>i</w:t>
+            </w:r>
+            <w:r>
+              <w:rPr>
+                <w:rFonts w:cs="Arial"/>
+                <w:sz w:val="24"/>
+                <w:szCs w:val="24"/>
+              </w:rPr>
+              <w:t>dentifier</w:t>
+            </w:r>
+            <w:r>
+              <w:rPr>
+                <w:rFonts w:cs="Arial"/>
+                <w:sz w:val="24"/>
+                <w:szCs w:val="24"/>
               </w:rPr>
               <w:t>(s)</w:t>
             </w:r>
             <w:r>
               <w:rPr>
                 <w:rFonts w:cs="Arial"/>
-                <w:sz w:val="20"/>
+                <w:sz w:val="24"/>
+                <w:szCs w:val="24"/>
               </w:rPr>
               <w:t>:</w:t>
             </w:r>
@@ -696,382 +1111,216 @@
         </w:tc>
         <w:tc>
           <w:tcPr>
-            <w:tcW w:w="3292" w:type="pct"/>
+            <w:tcW w:w="2929" w:type="pct"/>
           </w:tcPr>
           <w:p>
             <w:pPr>
               <w:rPr>
-                <w:sz w:val="20"/>
+                <w:sz w:val="24"/>
+                <w:szCs w:val="24"/>
               </w:rPr>
             </w:pPr>
             <w:r>
               <w:rPr>
-                <w:sz w:val="20"/>
+                <w:sz w:val="24"/>
+                <w:szCs w:val="24"/>
               </w:rPr>
               <w:fldChar w:fldCharType="begin"/>
             </w:r>
             <w:r>
               <w:rPr>
-                <w:sz w:val="20"/>
+                <w:sz w:val="24"/>
+                <w:szCs w:val="24"/>
               </w:rPr>
               <w:instrText xml:space="preserve"> MERGEFIELD  "[#if (params.versionMap?keys?seq_contains(\"CCA2\"))]"  \* MERGEFORMAT </w:instrText>
             </w:r>
             <w:r>
               <w:rPr>
-                <w:sz w:val="20"/>
+                <w:sz w:val="24"/>
+                <w:szCs w:val="24"/>
               </w:rPr>
               <w:fldChar w:fldCharType="separate"/>
             </w:r>
             <w:r>
               <w:rPr>
                 <w:noProof/>
-                <w:sz w:val="20"/>
+                <w:sz w:val="24"/>
+                <w:szCs w:val="24"/>
               </w:rPr>
               <w:t>«[#if (params.versionMap?keys?seq_contain»</w:t>
             </w:r>
             <w:r>
               <w:rPr>
-                <w:sz w:val="20"/>
+                <w:sz w:val="24"/>
+                <w:szCs w:val="24"/>
               </w:rPr>
               <w:fldChar w:fldCharType="end"/>
             </w:r>
             <w:r>
               <w:rPr>
-                <w:sz w:val="20"/>
+                <w:sz w:val="24"/>
+                <w:szCs w:val="24"/>
               </w:rPr>
               <w:fldChar w:fldCharType="begin"/>
             </w:r>
             <w:r>
               <w:rPr>
-                <w:sz w:val="20"/>
+                <w:sz w:val="24"/>
+                <w:szCs w:val="24"/>
               </w:rPr>
               <w:instrText xml:space="preserve"> MERGEFIELD  ${account.targetUnitIdentifier}  \* MERGEFORMAT </w:instrText>
             </w:r>
             <w:r>
               <w:rPr>
-                <w:sz w:val="20"/>
+                <w:sz w:val="24"/>
+                <w:szCs w:val="24"/>
               </w:rPr>
               <w:fldChar w:fldCharType="separate"/>
             </w:r>
             <w:r>
               <w:rPr>
                 <w:noProof/>
-                <w:sz w:val="20"/>
+                <w:sz w:val="24"/>
+                <w:szCs w:val="24"/>
               </w:rPr>
               <w:t>«${account.targetUnitIdentifier}»</w:t>
             </w:r>
             <w:r>
               <w:rPr>
                 <w:noProof/>
-                <w:sz w:val="20"/>
+                <w:sz w:val="24"/>
+                <w:szCs w:val="24"/>
               </w:rPr>
               <w:fldChar w:fldCharType="end"/>
             </w:r>
             <w:r>
               <w:rPr>
-                <w:sz w:val="20"/>
+                <w:sz w:val="24"/>
+                <w:szCs w:val="24"/>
                 <w:lang w:val="en-US"/>
               </w:rPr>
               <w:t xml:space="preserve"> </w:t>
             </w:r>
             <w:r>
               <w:rPr>
-                <w:sz w:val="20"/>
+                <w:sz w:val="24"/>
+                <w:szCs w:val="24"/>
               </w:rPr>
               <w:t>CCA2 Underlying Agreement</w:t>
             </w:r>
             <w:r>
               <w:rPr>
-                <w:sz w:val="20"/>
+                <w:sz w:val="24"/>
+                <w:szCs w:val="24"/>
                 <w:lang w:val="en-US"/>
               </w:rPr>
               <w:t xml:space="preserve"> </w:t>
             </w:r>
             <w:r>
               <w:rPr>
-                <w:sz w:val="20"/>
+                <w:sz w:val="24"/>
+                <w:szCs w:val="24"/>
               </w:rPr>
               <w:fldChar w:fldCharType="begin"/>
             </w:r>
             <w:r>
               <w:rPr>
-                <w:sz w:val="20"/>
+                <w:sz w:val="24"/>
+                <w:szCs w:val="24"/>
               </w:rPr>
               <w:instrText xml:space="preserve"> MERGEFIELD  ${params.versionMap[\"CCA2\"]}  \* MERGEFORMAT </w:instrText>
             </w:r>
             <w:r>
               <w:rPr>
-                <w:sz w:val="20"/>
+                <w:sz w:val="24"/>
+                <w:szCs w:val="24"/>
               </w:rPr>
               <w:fldChar w:fldCharType="separate"/>
             </w:r>
             <w:r>
               <w:rPr>
                 <w:noProof/>
-                <w:sz w:val="20"/>
+                <w:sz w:val="24"/>
+                <w:szCs w:val="24"/>
               </w:rPr>
               <w:t>«${params.versionMap["CCA2"]}»</w:t>
             </w:r>
             <w:r>
               <w:rPr>
-                <w:sz w:val="20"/>
+                <w:sz w:val="24"/>
+                <w:szCs w:val="24"/>
               </w:rPr>
               <w:fldChar w:fldCharType="end"/>
             </w:r>
             <w:r>
               <w:rPr>
-                <w:sz w:val="20"/>
+                <w:sz w:val="24"/>
+                <w:szCs w:val="24"/>
               </w:rPr>
               <w:fldChar w:fldCharType="begin"/>
             </w:r>
             <w:r>
               <w:rPr>
-                <w:sz w:val="20"/>
+                <w:sz w:val="24"/>
+                <w:szCs w:val="24"/>
               </w:rPr>
               <w:instrText xml:space="preserve"> MERGEFIELD  [/#if]  \* MERGEFORMAT </w:instrText>
             </w:r>
             <w:r>
               <w:rPr>
-                <w:sz w:val="20"/>
+                <w:sz w:val="24"/>
+                <w:szCs w:val="24"/>
               </w:rPr>
               <w:fldChar w:fldCharType="separate"/>
             </w:r>
             <w:r>
               <w:rPr>
                 <w:noProof/>
-                <w:sz w:val="20"/>
+                <w:sz w:val="24"/>
+                <w:szCs w:val="24"/>
               </w:rPr>
               <w:t>«[/#if]»</w:t>
             </w:r>
             <w:r>
               <w:rPr>
-                <w:sz w:val="20"/>
+                <w:sz w:val="24"/>
+                <w:szCs w:val="24"/>
               </w:rPr>
               <w:fldChar w:fldCharType="end"/>
             </w:r>
             <w:r>
               <w:rPr>
-                <w:sz w:val="20"/>
+                <w:sz w:val="24"/>
+                <w:szCs w:val="24"/>
               </w:rPr>
               <w:fldChar w:fldCharType="begin"/>
             </w:r>
             <w:r>
               <w:rPr>
-                <w:sz w:val="20"/>
+                <w:sz w:val="24"/>
+                <w:szCs w:val="24"/>
               </w:rPr>
               <w:instrText xml:space="preserve"> MERGEFIELD  "[#if (params.versionMap?keys?seq_contains(\"CCA2\") &amp;&amp; params.versionMap?keys?seq_contains(\"CCA3\"))]"  \* MERGEFORMAT </w:instrText>
             </w:r>
             <w:r>
               <w:rPr>
-                <w:sz w:val="20"/>
+                <w:sz w:val="24"/>
+                <w:szCs w:val="24"/>
               </w:rPr>
               <w:fldChar w:fldCharType="separate"/>
             </w:r>
             <w:r>
               <w:rPr>
                 <w:noProof/>
-                <w:sz w:val="20"/>
+                <w:sz w:val="24"/>
+                <w:szCs w:val="24"/>
               </w:rPr>
               <w:t>«[#if (params.versionMap?keys?seq_contain»</w:t>
             </w:r>
             <w:r>
               <w:rPr>
-                <w:sz w:val="20"/>
-              </w:rPr>
-              <w:fldChar w:fldCharType="end"/>
-            </w:r>
-            <w:r>
-              <w:rPr>
-                <w:sz w:val="20"/>
-                <w:lang w:val="en-US"/>
-              </w:rPr>
-              <w:t xml:space="preserve">, </w:t>
-            </w:r>
-            <w:r>
-              <w:rPr>
-                <w:sz w:val="20"/>
-              </w:rPr>
-              <w:fldChar w:fldCharType="begin"/>
-            </w:r>
-            <w:r>
-              <w:rPr>
-                <w:sz w:val="20"/>
-              </w:rPr>
-              <w:instrText xml:space="preserve"> MERGEFIELD  [/#if]  \* MERGEFORMAT </w:instrText>
-            </w:r>
-            <w:r>
-              <w:rPr>
-                <w:sz w:val="20"/>
-              </w:rPr>
-              <w:fldChar w:fldCharType="separate"/>
-            </w:r>
-            <w:r>
-              <w:rPr>
-                <w:noProof/>
-                <w:sz w:val="20"/>
-              </w:rPr>
-              <w:t>«[/#if]»</w:t>
-            </w:r>
-            <w:r>
-              <w:rPr>
-                <w:sz w:val="20"/>
-              </w:rPr>
-              <w:fldChar w:fldCharType="end"/>
-            </w:r>
-            <w:r>
-              <w:rPr>
-                <w:sz w:val="20"/>
-              </w:rPr>
-              <w:fldChar w:fldCharType="begin"/>
-            </w:r>
-            <w:r>
-              <w:rPr>
-                <w:sz w:val="20"/>
-              </w:rPr>
-              <w:instrText xml:space="preserve"> MERGEFIELD  "[#if (params.versionMap?keys?seq_contains(\"CCA3\"))]"  \* MERGEFORMAT </w:instrText>
-            </w:r>
-            <w:r>
-              <w:rPr>
-                <w:sz w:val="20"/>
-              </w:rPr>
-              <w:fldChar w:fldCharType="separate"/>
-            </w:r>
-            <w:r>
-              <w:rPr>
-                <w:noProof/>
-                <w:sz w:val="20"/>
-              </w:rPr>
-              <w:t>«[#if (params.versionMap?keys?seq_contain»</w:t>
-            </w:r>
-            <w:r>
-              <w:rPr>
-                <w:sz w:val="20"/>
-              </w:rPr>
-              <w:fldChar w:fldCharType="end"/>
-            </w:r>
-            <w:r>
-              <w:rPr>
-                <w:sz w:val="20"/>
-              </w:rPr>
-              <w:fldChar w:fldCharType="begin"/>
-            </w:r>
-            <w:r>
-              <w:rPr>
-                <w:sz w:val="20"/>
-              </w:rPr>
-              <w:instrText xml:space="preserve"> MERGEFIELD  ${account.targetUnitIdentifier}  \* MERGEFORMAT </w:instrText>
-            </w:r>
-            <w:r>
-              <w:rPr>
-                <w:sz w:val="20"/>
-              </w:rPr>
-              <w:fldChar w:fldCharType="separate"/>
-            </w:r>
-            <w:r>
-              <w:rPr>
-                <w:noProof/>
-                <w:sz w:val="20"/>
-              </w:rPr>
-              <w:t>«${account.targetUnitIdentifier}»</w:t>
-            </w:r>
-            <w:r>
-              <w:rPr>
-                <w:sz w:val="20"/>
-              </w:rPr>
-              <w:fldChar w:fldCharType="end"/>
-            </w:r>
-            <w:r>
-              <w:rPr>
-                <w:sz w:val="20"/>
-                <w:lang w:val="en-US"/>
-              </w:rPr>
-              <w:t xml:space="preserve"> </w:t>
-            </w:r>
-            <w:r>
-              <w:rPr>
-                <w:sz w:val="20"/>
-              </w:rPr>
-              <w:t>CCA</w:t>
-            </w:r>
-            <w:r>
-              <w:rPr>
-                <w:sz w:val="20"/>
-                <w:lang w:val="en-US"/>
-              </w:rPr>
-              <w:t>3</w:t>
-            </w:r>
-            <w:r>
-              <w:rPr>
-                <w:sz w:val="20"/>
-              </w:rPr>
-              <w:t xml:space="preserve"> Underlying Agreement</w:t>
-            </w:r>
-            <w:r>
-              <w:rPr>
-                <w:sz w:val="20"/>
-                <w:lang w:val="en-US"/>
-              </w:rPr>
-              <w:t xml:space="preserve"> </w:t>
-            </w:r>
-            <w:r>
-              <w:rPr>
-                <w:sz w:val="20"/>
-              </w:rPr>
-              <w:fldChar w:fldCharType="begin"/>
-            </w:r>
-            <w:r>
-              <w:rPr>
-                <w:sz w:val="20"/>
-              </w:rPr>
-              <w:instrText xml:space="preserve"> MERGEFIELD  ${params.versionMap[\"CCA3\"]}  \* MERGEFORMAT </w:instrText>
-            </w:r>
-            <w:r>
-              <w:rPr>
-                <w:sz w:val="20"/>
-              </w:rPr>
-              <w:fldChar w:fldCharType="separate"/>
-            </w:r>
-            <w:r>
-              <w:rPr>
-                <w:noProof/>
-                <w:sz w:val="20"/>
-              </w:rPr>
-              <w:t>«${params.versionMap["CCA3"]}»</w:t>
-            </w:r>
-            <w:r>
-              <w:rPr>
-                <w:sz w:val="20"/>
-              </w:rPr>
-              <w:fldChar w:fldCharType="end"/>
-            </w:r>
-            <w:r>
-              <w:rPr>
-                <w:sz w:val="20"/>
-              </w:rPr>
-              <w:fldChar w:fldCharType="begin"/>
-            </w:r>
-            <w:r>
-              <w:rPr>
-                <w:sz w:val="20"/>
-              </w:rPr>
-              <w:instrText xml:space="preserve"> MERGEFIELD  [/#if]  \* MERGEFORMAT </w:instrText>
-            </w:r>
-            <w:r>
-              <w:rPr>
-                <w:sz w:val="20"/>
-              </w:rPr>
-              <w:fldChar w:fldCharType="separate"/>
-            </w:r>
-            <w:r>
-              <w:rPr>
-                <w:noProof/>
-                <w:sz w:val="20"/>
-              </w:rPr>
-              <w:t>«[/#if]»</w:t>
-            </w:r>
-            <w:r>
-              <w:rPr>
-                <w:sz w:val="20"/>
+                <w:sz w:val="24"/>
+                <w:szCs w:val="24"/>
               </w:rPr>
               <w:fldChar w:fldCharType="end"/>
             </w:r>
@@ -1079,427 +1328,569 @@
           <w:p>
             <w:pPr>
               <w:rPr>
-                <w:sz w:val="20"/>
+                <w:sz w:val="24"/>
+                <w:szCs w:val="24"/>
               </w:rPr>
             </w:pPr>
+            <w:r>
+              <w:rPr>
+                <w:sz w:val="24"/>
+                <w:szCs w:val="24"/>
+              </w:rPr>
+              <w:fldChar w:fldCharType="begin"/>
+            </w:r>
+            <w:r>
+              <w:rPr>
+                <w:sz w:val="24"/>
+                <w:szCs w:val="24"/>
+              </w:rPr>
+              <w:instrText xml:space="preserve"> MERGEFIELD  [/#if]  \* MERGEFORMAT </w:instrText>
+            </w:r>
+            <w:r>
+              <w:rPr>
+                <w:sz w:val="24"/>
+                <w:szCs w:val="24"/>
+              </w:rPr>
+              <w:fldChar w:fldCharType="separate"/>
+            </w:r>
+            <w:r>
+              <w:rPr>
+                <w:noProof/>
+                <w:sz w:val="24"/>
+                <w:szCs w:val="24"/>
+              </w:rPr>
+              <w:t>«[/#if]»</w:t>
+            </w:r>
+            <w:r>
+              <w:rPr>
+                <w:sz w:val="24"/>
+                <w:szCs w:val="24"/>
+              </w:rPr>
+              <w:fldChar w:fldCharType="end"/>
+            </w:r>
+            <w:r>
+              <w:rPr>
+                <w:sz w:val="24"/>
+                <w:szCs w:val="24"/>
+              </w:rPr>
+              <w:fldChar w:fldCharType="begin"/>
+            </w:r>
+            <w:r>
+              <w:rPr>
+                <w:sz w:val="24"/>
+                <w:szCs w:val="24"/>
+              </w:rPr>
+              <w:instrText xml:space="preserve"> MERGEFIELD  "[#if (params.versionMap?keys?seq_contains(\"CCA3\"))]"  \* MERGEFORMAT </w:instrText>
+            </w:r>
+            <w:r>
+              <w:rPr>
+                <w:sz w:val="24"/>
+                <w:szCs w:val="24"/>
+              </w:rPr>
+              <w:fldChar w:fldCharType="separate"/>
+            </w:r>
+            <w:r>
+              <w:rPr>
+                <w:noProof/>
+                <w:sz w:val="24"/>
+                <w:szCs w:val="24"/>
+              </w:rPr>
+              <w:t>«[#if (params.versionMap?keys?seq_contain»</w:t>
+            </w:r>
+            <w:r>
+              <w:rPr>
+                <w:sz w:val="24"/>
+                <w:szCs w:val="24"/>
+              </w:rPr>
+              <w:fldChar w:fldCharType="end"/>
+            </w:r>
+            <w:r>
+              <w:rPr>
+                <w:sz w:val="24"/>
+                <w:szCs w:val="24"/>
+              </w:rPr>
+              <w:fldChar w:fldCharType="begin"/>
+            </w:r>
+            <w:r>
+              <w:rPr>
+                <w:sz w:val="24"/>
+                <w:szCs w:val="24"/>
+              </w:rPr>
+              <w:instrText xml:space="preserve"> MERGEFIELD  ${account.targetUnitIdentifier}  \* MERGEFORMAT </w:instrText>
+            </w:r>
+            <w:r>
+              <w:rPr>
+                <w:sz w:val="24"/>
+                <w:szCs w:val="24"/>
+              </w:rPr>
+              <w:fldChar w:fldCharType="separate"/>
+            </w:r>
+            <w:r>
+              <w:rPr>
+                <w:noProof/>
+                <w:sz w:val="24"/>
+                <w:szCs w:val="24"/>
+              </w:rPr>
+              <w:t>«${account.targetUnitIdentifier}»</w:t>
+            </w:r>
+            <w:r>
+              <w:rPr>
+                <w:sz w:val="24"/>
+                <w:szCs w:val="24"/>
+              </w:rPr>
+              <w:fldChar w:fldCharType="end"/>
+            </w:r>
+            <w:r>
+              <w:rPr>
+                <w:sz w:val="24"/>
+                <w:szCs w:val="24"/>
+                <w:lang w:val="en-US"/>
+              </w:rPr>
+              <w:t xml:space="preserve"> </w:t>
+            </w:r>
+            <w:r>
+              <w:rPr>
+                <w:sz w:val="24"/>
+                <w:szCs w:val="24"/>
+              </w:rPr>
+              <w:t>CCA</w:t>
+            </w:r>
+            <w:r>
+              <w:rPr>
+                <w:sz w:val="24"/>
+                <w:szCs w:val="24"/>
+                <w:lang w:val="en-US"/>
+              </w:rPr>
+              <w:t>3</w:t>
+            </w:r>
+            <w:r>
+              <w:rPr>
+                <w:sz w:val="24"/>
+                <w:szCs w:val="24"/>
+              </w:rPr>
+              <w:t xml:space="preserve"> Underlying Agreement</w:t>
+            </w:r>
+            <w:r>
+              <w:rPr>
+                <w:sz w:val="24"/>
+                <w:szCs w:val="24"/>
+                <w:lang w:val="en-US"/>
+              </w:rPr>
+              <w:t xml:space="preserve"> </w:t>
+            </w:r>
+            <w:r>
+              <w:rPr>
+                <w:sz w:val="24"/>
+                <w:szCs w:val="24"/>
+              </w:rPr>
+              <w:fldChar w:fldCharType="begin"/>
+            </w:r>
+            <w:r>
+              <w:rPr>
+                <w:sz w:val="24"/>
+                <w:szCs w:val="24"/>
+              </w:rPr>
+              <w:instrText xml:space="preserve"> MERGEFIELD  ${params.versionMap[\"CCA3\"]}  \* MERGEFORMAT </w:instrText>
+            </w:r>
+            <w:r>
+              <w:rPr>
+                <w:sz w:val="24"/>
+                <w:szCs w:val="24"/>
+              </w:rPr>
+              <w:fldChar w:fldCharType="separate"/>
+            </w:r>
+            <w:r>
+              <w:rPr>
+                <w:noProof/>
+                <w:sz w:val="24"/>
+                <w:szCs w:val="24"/>
+              </w:rPr>
+              <w:t>«${params.versionMap["CCA3"]}»</w:t>
+            </w:r>
+            <w:r>
+              <w:rPr>
+                <w:sz w:val="24"/>
+                <w:szCs w:val="24"/>
+              </w:rPr>
+              <w:fldChar w:fldCharType="end"/>
+            </w:r>
+            <w:r>
+              <w:rPr>
+                <w:sz w:val="24"/>
+                <w:szCs w:val="24"/>
+              </w:rPr>
+              <w:fldChar w:fldCharType="begin"/>
+            </w:r>
+            <w:r>
+              <w:rPr>
+                <w:sz w:val="24"/>
+                <w:szCs w:val="24"/>
+              </w:rPr>
+              <w:instrText xml:space="preserve"> MERGEFIELD  [/#if]  \* MERGEFORMAT </w:instrText>
+            </w:r>
+            <w:r>
+              <w:rPr>
+                <w:sz w:val="24"/>
+                <w:szCs w:val="24"/>
+              </w:rPr>
+              <w:fldChar w:fldCharType="separate"/>
+            </w:r>
+            <w:r>
+              <w:rPr>
+                <w:noProof/>
+                <w:sz w:val="24"/>
+                <w:szCs w:val="24"/>
+              </w:rPr>
+              <w:t>«[/#if]»</w:t>
+            </w:r>
+            <w:r>
+              <w:rPr>
+                <w:sz w:val="24"/>
+                <w:szCs w:val="24"/>
+              </w:rPr>
+              <w:fldChar w:fldCharType="end"/>
+            </w:r>
           </w:p>
         </w:tc>
       </w:tr>
       <w:tr>
         <w:tc>
           <w:tcPr>
-            <w:tcW w:w="1708" w:type="pct"/>
+            <w:tcW w:w="2071" w:type="pct"/>
           </w:tcPr>
           <w:p>
             <w:pPr>
               <w:rPr>
-                <w:sz w:val="20"/>
+                <w:rFonts w:cs="Arial"/>
+                <w:sz w:val="24"/>
+                <w:szCs w:val="24"/>
               </w:rPr>
             </w:pPr>
             <w:r>
               <w:rPr>
-                <w:sz w:val="20"/>
-              </w:rPr>
-              <w:t xml:space="preserve">Target </w:t>
-            </w:r>
-            <w:r>
-              <w:rPr>
-                <w:sz w:val="20"/>
-              </w:rPr>
-              <w:t>u</w:t>
-            </w:r>
-            <w:r>
-              <w:rPr>
-                <w:sz w:val="20"/>
-              </w:rPr>
-              <w:t>nit</w:t>
-            </w:r>
-            <w:r>
-              <w:rPr>
-                <w:sz w:val="20"/>
-              </w:rPr>
-              <w:t>/account details</w:t>
-            </w:r>
-            <w:r>
-              <w:rPr>
-                <w:sz w:val="20"/>
-              </w:rPr>
-              <w:t>:</w:t>
+                <w:sz w:val="24"/>
+                <w:szCs w:val="24"/>
+              </w:rPr>
+              <w:t>Target unit account details:</w:t>
             </w:r>
           </w:p>
         </w:tc>
         <w:tc>
           <w:tcPr>
-            <w:tcW w:w="3292" w:type="pct"/>
-          </w:tcPr>
-          <w:tbl>
-            <w:tblPr>
-              <w:tblW w:w="5309" w:type="pct"/>
-              <w:tblLook w:val="04A0" w:firstRow="1" w:lastRow="0" w:firstColumn="1" w:lastColumn="0" w:noHBand="0" w:noVBand="1"/>
-            </w:tblPr>
-            <w:tblGrid>
-              <w:gridCol w:w="6906"/>
-            </w:tblGrid>
-            <w:tr>
-              <w:tc>
-                <w:tcPr>
-                  <w:tcW w:w="3651" w:type="pct"/>
-                </w:tcPr>
-                <w:p>
-                  <w:pPr>
-                    <w:rPr>
-                      <w:sz w:val="20"/>
-                    </w:rPr>
-                  </w:pPr>
-                  <w:r>
-                    <w:rPr>
-                      <w:sz w:val="20"/>
-                    </w:rPr>
-                    <w:fldChar w:fldCharType="begin"/>
-                  </w:r>
-                  <w:r>
-                    <w:rPr>
-                      <w:sz w:val="20"/>
-                    </w:rPr>
-                    <w:instrText xml:space="preserve"> MERGEFIELD  ${account.targetUnitIdentifier}  \* MERGEFORMAT </w:instrText>
-                  </w:r>
-                  <w:r>
-                    <w:rPr>
-                      <w:sz w:val="20"/>
-                    </w:rPr>
-                    <w:fldChar w:fldCharType="separate"/>
-                  </w:r>
-                  <w:r>
-                    <w:rPr>
-                      <w:noProof/>
-                      <w:sz w:val="20"/>
-                    </w:rPr>
-                    <w:t>«${account.targetUnitIdentifier}»</w:t>
-                  </w:r>
-                  <w:r>
-                    <w:rPr>
-                      <w:sz w:val="20"/>
-                    </w:rPr>
-                    <w:fldChar w:fldCharType="end"/>
-                  </w:r>
-                  <w:r>
-                    <w:rPr>
-                      <w:sz w:val="20"/>
-                    </w:rPr>
-                    <w:t xml:space="preserve"> –</w:t>
-                  </w:r>
-                </w:p>
-                <w:p>
-                  <w:pPr>
-                    <w:rPr>
-                      <w:sz w:val="20"/>
-                    </w:rPr>
-                  </w:pPr>
-                  <w:r>
-                    <w:rPr>
-                      <w:sz w:val="20"/>
-                    </w:rPr>
-                    <w:fldChar w:fldCharType="begin"/>
-                  </w:r>
-                  <w:r>
-                    <w:rPr>
-                      <w:sz w:val="20"/>
-                    </w:rPr>
-                    <w:instrText xml:space="preserve"> MERGEFIELD  ${params.targetUnitDetails.name}  \* MERGEFORMAT </w:instrText>
-                  </w:r>
-                  <w:r>
-                    <w:rPr>
-                      <w:sz w:val="20"/>
-                    </w:rPr>
-                    <w:fldChar w:fldCharType="separate"/>
-                  </w:r>
-                  <w:r>
-                    <w:rPr>
-                      <w:noProof/>
-                      <w:sz w:val="20"/>
-                    </w:rPr>
-                    <w:t>«${params.targetUnitDetails.name}»</w:t>
-                  </w:r>
-                  <w:r>
-                    <w:rPr>
-                      <w:sz w:val="20"/>
-                    </w:rPr>
-                    <w:fldChar w:fldCharType="end"/>
-                  </w:r>
-                </w:p>
-              </w:tc>
-            </w:tr>
-            <w:tr>
-              <w:tc>
-                <w:tcPr>
-                  <w:tcW w:w="3651" w:type="pct"/>
-                </w:tcPr>
-                <w:p>
-                  <w:pPr>
-                    <w:rPr>
-                      <w:sz w:val="20"/>
-                    </w:rPr>
-                  </w:pPr>
-                  <w:r>
-                    <w:rPr>
-                      <w:sz w:val="20"/>
-                    </w:rPr>
-                    <w:fldChar w:fldCharType="begin"/>
-                  </w:r>
-                  <w:r>
-                    <w:rPr>
-                      <w:sz w:val="20"/>
-                    </w:rPr>
-                    <w:instrText xml:space="preserve"> MERGEFIELD  ${params.targetUnitDetails.targetUnitAddress}  \* MERGEFORMAT </w:instrText>
-                  </w:r>
-                  <w:r>
-                    <w:rPr>
-                      <w:sz w:val="20"/>
-                    </w:rPr>
-                    <w:fldChar w:fldCharType="separate"/>
-                  </w:r>
-                  <w:r>
-                    <w:rPr>
-                      <w:noProof/>
-                      <w:sz w:val="20"/>
-                    </w:rPr>
-                    <w:t>«${params.targetUnitDetails.targetUnitAdd»</w:t>
-                  </w:r>
-                  <w:r>
-                    <w:rPr>
-                      <w:sz w:val="20"/>
-                    </w:rPr>
-                    <w:fldChar w:fldCharType="end"/>
-                  </w:r>
-                </w:p>
-              </w:tc>
-            </w:tr>
-          </w:tbl>
-          <w:p>
-            <w:pPr>
-              <w:rPr>
-                <w:sz w:val="20"/>
-              </w:rPr>
-            </w:pPr>
-          </w:p>
-        </w:tc>
-      </w:tr>
-      <w:tr>
-        <w:tc>
-          <w:tcPr>
-            <w:tcW w:w="1708" w:type="pct"/>
+            <w:tcW w:w="2929" w:type="pct"/>
           </w:tcPr>
           <w:p>
             <w:pPr>
               <w:rPr>
-                <w:sz w:val="20"/>
+                <w:sz w:val="24"/>
+                <w:szCs w:val="24"/>
               </w:rPr>
             </w:pPr>
+            <w:r>
+              <w:rPr>
+                <w:sz w:val="24"/>
+                <w:szCs w:val="24"/>
+              </w:rPr>
+              <w:fldChar w:fldCharType="begin"/>
+            </w:r>
+            <w:r>
+              <w:rPr>
+                <w:sz w:val="24"/>
+                <w:szCs w:val="24"/>
+              </w:rPr>
+              <w:instrText xml:space="preserve"> MERGEFIELD  ${account.targetUnitIdentifier}  \* MERGEFORMAT </w:instrText>
+            </w:r>
+            <w:r>
+              <w:rPr>
+                <w:sz w:val="24"/>
+                <w:szCs w:val="24"/>
+              </w:rPr>
+              <w:fldChar w:fldCharType="separate"/>
+            </w:r>
+            <w:r>
+              <w:rPr>
+                <w:noProof/>
+                <w:sz w:val="24"/>
+                <w:szCs w:val="24"/>
+              </w:rPr>
+              <w:t>«${account.targetUnitIdentifier}»</w:t>
+            </w:r>
+            <w:r>
+              <w:rPr>
+                <w:sz w:val="24"/>
+                <w:szCs w:val="24"/>
+              </w:rPr>
+              <w:fldChar w:fldCharType="end"/>
+            </w:r>
           </w:p>
-        </w:tc>
-        <w:tc>
-          <w:tcPr>
-            <w:tcW w:w="3292" w:type="pct"/>
-          </w:tcPr>
           <w:p>
             <w:pPr>
               <w:rPr>
-                <w:sz w:val="20"/>
+                <w:sz w:val="24"/>
+                <w:szCs w:val="24"/>
               </w:rPr>
             </w:pPr>
+            <w:r>
+              <w:rPr>
+                <w:sz w:val="24"/>
+                <w:szCs w:val="24"/>
+              </w:rPr>
+              <w:fldChar w:fldCharType="begin"/>
+            </w:r>
+            <w:r>
+              <w:rPr>
+                <w:sz w:val="24"/>
+                <w:szCs w:val="24"/>
+              </w:rPr>
+              <w:instrText xml:space="preserve"> MERGEFIELD  ${params.targetUnitDetails.name}  \* MERGEFORMAT </w:instrText>
+            </w:r>
+            <w:r>
+              <w:rPr>
+                <w:sz w:val="24"/>
+                <w:szCs w:val="24"/>
+              </w:rPr>
+              <w:fldChar w:fldCharType="separate"/>
+            </w:r>
+            <w:r>
+              <w:rPr>
+                <w:noProof/>
+                <w:sz w:val="24"/>
+                <w:szCs w:val="24"/>
+              </w:rPr>
+              <w:t>«${params.targetUnitDetails.name}»</w:t>
+            </w:r>
+            <w:r>
+              <w:rPr>
+                <w:sz w:val="24"/>
+                <w:szCs w:val="24"/>
+              </w:rPr>
+              <w:fldChar w:fldCharType="end"/>
+            </w:r>
+          </w:p>
+          <w:p>
+            <w:pPr>
+              <w:rPr>
+                <w:sz w:val="24"/>
+                <w:szCs w:val="24"/>
+              </w:rPr>
+            </w:pPr>
+            <w:r>
+              <w:rPr>
+                <w:sz w:val="24"/>
+                <w:szCs w:val="24"/>
+              </w:rPr>
+              <w:fldChar w:fldCharType="begin"/>
+            </w:r>
+            <w:r>
+              <w:rPr>
+                <w:sz w:val="24"/>
+                <w:szCs w:val="24"/>
+              </w:rPr>
+              <w:instrText xml:space="preserve"> MERGEFIELD  ${params.targetUnitDetails.targetUnitAddress}  \* MERGEFORMAT </w:instrText>
+            </w:r>
+            <w:r>
+              <w:rPr>
+                <w:sz w:val="24"/>
+                <w:szCs w:val="24"/>
+              </w:rPr>
+              <w:fldChar w:fldCharType="separate"/>
+            </w:r>
+            <w:r>
+              <w:rPr>
+                <w:noProof/>
+                <w:sz w:val="24"/>
+                <w:szCs w:val="24"/>
+              </w:rPr>
+              <w:t>«${params.targetUnitDetails.targetUnitAdd»</w:t>
+            </w:r>
+            <w:r>
+              <w:rPr>
+                <w:sz w:val="24"/>
+                <w:szCs w:val="24"/>
+              </w:rPr>
+              <w:fldChar w:fldCharType="end"/>
+            </w:r>
           </w:p>
         </w:tc>
       </w:tr>
     </w:tbl>
     <w:p>
       <w:pPr>
-        <w:rPr>
-          <w:sz w:val="20"/>
-        </w:rPr>
-      </w:pPr>
+        <w:spacing w:before="120"/>
+        <w:rPr>
+          <w:sz w:val="24"/>
+          <w:szCs w:val="24"/>
+        </w:rPr>
+      </w:pPr>
+      <w:r>
+        <w:rPr>
+          <w:sz w:val="24"/>
+          <w:szCs w:val="24"/>
+        </w:rPr>
+        <w:t xml:space="preserve">As </w:t>
+      </w:r>
+      <w:r>
+        <w:rPr>
+          <w:sz w:val="24"/>
+          <w:szCs w:val="24"/>
+        </w:rPr>
+        <w:t xml:space="preserve">this </w:t>
+      </w:r>
+      <w:r>
+        <w:rPr>
+          <w:sz w:val="24"/>
+          <w:szCs w:val="24"/>
+        </w:rPr>
+        <w:t xml:space="preserve">variation </w:t>
+      </w:r>
+      <w:r>
+        <w:rPr>
+          <w:sz w:val="24"/>
+          <w:szCs w:val="24"/>
+        </w:rPr>
+        <w:t>do</w:t>
+      </w:r>
+      <w:r>
+        <w:rPr>
+          <w:sz w:val="24"/>
+          <w:szCs w:val="24"/>
+        </w:rPr>
+        <w:t>es</w:t>
+      </w:r>
+      <w:r>
+        <w:rPr>
+          <w:sz w:val="24"/>
+          <w:szCs w:val="24"/>
+        </w:rPr>
+        <w:t xml:space="preserve"> not change </w:t>
+      </w:r>
+      <w:r>
+        <w:rPr>
+          <w:sz w:val="24"/>
+          <w:szCs w:val="24"/>
+        </w:rPr>
+        <w:t xml:space="preserve">any of </w:t>
+      </w:r>
+      <w:r>
+        <w:rPr>
+          <w:sz w:val="24"/>
+          <w:szCs w:val="24"/>
+        </w:rPr>
+        <w:t xml:space="preserve">the information in </w:t>
+      </w:r>
+      <w:r>
+        <w:rPr>
+          <w:sz w:val="24"/>
+          <w:szCs w:val="24"/>
+        </w:rPr>
+        <w:t xml:space="preserve">the existing version of </w:t>
+      </w:r>
+      <w:r>
+        <w:rPr>
+          <w:sz w:val="24"/>
+          <w:szCs w:val="24"/>
+        </w:rPr>
+        <w:t>your underlying agreement</w:t>
+      </w:r>
+      <w:r>
+        <w:rPr>
+          <w:sz w:val="24"/>
+          <w:szCs w:val="24"/>
+        </w:rPr>
+        <w:t>(s)</w:t>
+      </w:r>
+      <w:r>
+        <w:rPr>
+          <w:sz w:val="24"/>
+          <w:szCs w:val="24"/>
+        </w:rPr>
+        <w:t xml:space="preserve">, we </w:t>
+      </w:r>
+      <w:r>
+        <w:rPr>
+          <w:sz w:val="24"/>
+          <w:szCs w:val="24"/>
+        </w:rPr>
+        <w:t xml:space="preserve">are </w:t>
+      </w:r>
+      <w:r>
+        <w:rPr>
+          <w:sz w:val="24"/>
+          <w:szCs w:val="24"/>
+        </w:rPr>
+        <w:t xml:space="preserve">not </w:t>
+      </w:r>
+      <w:r>
+        <w:rPr>
+          <w:sz w:val="24"/>
+          <w:szCs w:val="24"/>
+        </w:rPr>
+        <w:t xml:space="preserve">updating these </w:t>
+      </w:r>
+      <w:r>
+        <w:rPr>
+          <w:sz w:val="24"/>
+          <w:szCs w:val="24"/>
+        </w:rPr>
+        <w:t xml:space="preserve">and do not need </w:t>
+      </w:r>
+      <w:r>
+        <w:rPr>
+          <w:sz w:val="24"/>
+          <w:szCs w:val="24"/>
+        </w:rPr>
+        <w:t xml:space="preserve">you to provide </w:t>
+      </w:r>
+      <w:r>
+        <w:rPr>
+          <w:sz w:val="24"/>
+          <w:szCs w:val="24"/>
+        </w:rPr>
+        <w:t xml:space="preserve">your </w:t>
+      </w:r>
+      <w:r>
+        <w:rPr>
+          <w:sz w:val="24"/>
+          <w:szCs w:val="24"/>
+        </w:rPr>
+        <w:t>as</w:t>
+      </w:r>
+      <w:r>
+        <w:rPr>
+          <w:sz w:val="24"/>
+          <w:szCs w:val="24"/>
+        </w:rPr>
+        <w:t>sent.</w:t>
+      </w:r>
     </w:p>
     <w:p>
       <w:pPr>
-        <w:rPr>
-          <w:sz w:val="20"/>
-        </w:rPr>
-      </w:pPr>
-      <w:r>
-        <w:rPr>
-          <w:sz w:val="20"/>
-        </w:rPr>
-        <w:t xml:space="preserve">The paragraph </w:t>
-      </w:r>
-      <w:r>
-        <w:rPr>
-          <w:sz w:val="20"/>
-        </w:rPr>
-        <w:t xml:space="preserve">below </w:t>
-      </w:r>
-      <w:r>
-        <w:rPr>
-          <w:sz w:val="20"/>
-        </w:rPr>
-        <w:t xml:space="preserve">summarises the changes we accepted to the </w:t>
-      </w:r>
-      <w:r>
-        <w:rPr>
-          <w:sz w:val="20"/>
-        </w:rPr>
-        <w:t>facilities in your agreement:</w:t>
+        <w:spacing w:before="120"/>
+        <w:rPr>
+          <w:sz w:val="24"/>
+          <w:szCs w:val="24"/>
+        </w:rPr>
+      </w:pPr>
+      <w:r>
+        <w:rPr>
+          <w:sz w:val="24"/>
+          <w:szCs w:val="24"/>
+        </w:rPr>
+        <w:t>If you require any clarification of the above, please contact your Sector Association in the first instance.</w:t>
       </w:r>
     </w:p>
     <w:p>
       <w:pPr>
-        <w:rPr>
-          <w:sz w:val="20"/>
-        </w:rPr>
-      </w:pPr>
-    </w:p>
-    <w:p>
-      <w:pPr>
         <w:spacing w:before="120"/>
         <w:rPr>
-          <w:sz w:val="20"/>
-          <w:lang w:val="en-US"/>
-        </w:rPr>
-      </w:pPr>
-      <w:r>
-        <w:rPr>
-          <w:sz w:val="20"/>
-        </w:rPr>
-        <w:fldChar w:fldCharType="begin"/>
-      </w:r>
-      <w:r>
-        <w:rPr>
-          <w:sz w:val="20"/>
-        </w:rPr>
-        <w:instrText xml:space="preserve"> MERGEFIELD  ${params.additionalInformation}  \* MERGEFORMAT </w:instrText>
-      </w:r>
-      <w:r>
-        <w:rPr>
-          <w:sz w:val="20"/>
-        </w:rPr>
-        <w:fldChar w:fldCharType="separate"/>
-      </w:r>
-      <w:r>
-        <w:rPr>
-          <w:noProof/>
-          <w:sz w:val="20"/>
-        </w:rPr>
-        <w:t>«${params.additionalInformation}»</w:t>
-      </w:r>
-      <w:r>
-        <w:rPr>
-          <w:sz w:val="20"/>
-        </w:rPr>
-        <w:fldChar w:fldCharType="end"/>
-      </w:r>
-    </w:p>
-    <w:p>
-      <w:pPr>
-        <w:rPr>
-          <w:sz w:val="20"/>
-        </w:rPr>
-      </w:pPr>
-    </w:p>
-    <w:p>
-      <w:pPr>
-        <w:rPr>
-          <w:sz w:val="20"/>
-        </w:rPr>
-      </w:pPr>
-      <w:r>
-        <w:rPr>
-          <w:sz w:val="20"/>
-        </w:rPr>
-        <w:t>As t</w:t>
-      </w:r>
-      <w:r>
-        <w:rPr>
-          <w:sz w:val="20"/>
-        </w:rPr>
-        <w:t xml:space="preserve">he </w:t>
-      </w:r>
-      <w:r>
-        <w:rPr>
-          <w:sz w:val="20"/>
-        </w:rPr>
-        <w:t>updates</w:t>
-      </w:r>
-      <w:r>
-        <w:rPr>
-          <w:sz w:val="20"/>
-        </w:rPr>
-        <w:t xml:space="preserve"> do not change </w:t>
-      </w:r>
-      <w:r>
-        <w:rPr>
-          <w:sz w:val="20"/>
-        </w:rPr>
-        <w:t xml:space="preserve">any of </w:t>
-      </w:r>
-      <w:r>
-        <w:rPr>
-          <w:sz w:val="20"/>
-        </w:rPr>
-        <w:t xml:space="preserve">the information in </w:t>
-      </w:r>
-      <w:r>
-        <w:rPr>
-          <w:sz w:val="20"/>
-        </w:rPr>
-        <w:t xml:space="preserve">the existing version of </w:t>
-      </w:r>
-      <w:r>
-        <w:rPr>
-          <w:sz w:val="20"/>
-        </w:rPr>
-        <w:t xml:space="preserve">your underlying agreement, we </w:t>
-      </w:r>
-      <w:r>
-        <w:rPr>
-          <w:sz w:val="20"/>
-        </w:rPr>
-        <w:t>are not issuing a new version and do not need to seek your consent.</w:t>
-      </w:r>
-    </w:p>
-    <w:p>
-      <w:pPr>
-        <w:rPr>
-          <w:sz w:val="20"/>
-        </w:rPr>
-      </w:pPr>
-    </w:p>
-    <w:p>
-      <w:pPr>
-        <w:rPr>
-          <w:sz w:val="20"/>
-        </w:rPr>
-      </w:pPr>
-      <w:r>
-        <w:rPr>
-          <w:sz w:val="20"/>
-        </w:rPr>
-        <w:t xml:space="preserve">If you require any clarification of the above, please contact your Sector Association in the first instance. </w:t>
-      </w:r>
-    </w:p>
-    <w:p>
-      <w:pPr>
-        <w:rPr>
-          <w:sz w:val="20"/>
-        </w:rPr>
-      </w:pPr>
-    </w:p>
-    <w:p>
-      <w:pPr>
-        <w:rPr>
-          <w:sz w:val="20"/>
-        </w:rPr>
-      </w:pPr>
-      <w:r>
-        <w:rPr>
-          <w:sz w:val="20"/>
+          <w:sz w:val="24"/>
+          <w:szCs w:val="24"/>
+        </w:rPr>
+      </w:pPr>
+      <w:r>
+        <w:rPr>
+          <w:sz w:val="24"/>
+          <w:szCs w:val="24"/>
         </w:rPr>
         <w:t xml:space="preserve">If you need to contact the Administrator for any supporting information, please use the following email address: </w:t>
       </w:r>
@@ -1507,43 +1898,41 @@
         <w:r>
           <w:rPr>
             <w:rStyle w:val="Hyperlink"/>
-            <w:sz w:val="20"/>
+            <w:sz w:val="24"/>
+            <w:szCs w:val="24"/>
           </w:rPr>
           <w:t>cca-help@environment-agency.gov.uk</w:t>
         </w:r>
       </w:hyperlink>
-      <w:r>
-        <w:rPr>
-          <w:sz w:val="20"/>
-        </w:rPr>
-        <w:t>.</w:t>
-      </w:r>
     </w:p>
     <w:p>
       <w:pPr>
-        <w:rPr>
-          <w:sz w:val="20"/>
-        </w:rPr>
-      </w:pPr>
+        <w:spacing w:before="120"/>
+        <w:rPr>
+          <w:sz w:val="24"/>
+          <w:szCs w:val="24"/>
+        </w:rPr>
+      </w:pPr>
+      <w:r>
+        <w:rPr>
+          <w:sz w:val="24"/>
+          <w:szCs w:val="24"/>
+        </w:rPr>
+        <w:t>Yours faithfully</w:t>
+      </w:r>
     </w:p>
     <w:p>
       <w:pPr>
         <w:rPr>
-          <w:sz w:val="20"/>
-        </w:rPr>
-      </w:pPr>
-      <w:r>
-        <w:rPr>
-          <w:sz w:val="20"/>
-        </w:rPr>
-        <w:t>Yours faithfully</w:t>
-      </w:r>
-    </w:p>
-    <w:p>
+          <w:sz w:val="24"/>
+          <w:szCs w:val="24"/>
+        </w:rPr>
+      </w:pPr>
       <w:r>
         <w:rPr>
           <w:noProof/>
-          <w:sz w:val="20"/>
+          <w:sz w:val="24"/>
+          <w:szCs w:val="24"/>
         </w:rPr>
         <w:drawing>
           <wp:inline distT="0" distB="0" distL="0" distR="0" wp14:anchorId="7C204DFA" wp14:editId="57432B80">
@@ -1598,20 +1987,24 @@
     <w:p>
       <w:pPr>
         <w:rPr>
-          <w:sz w:val="20"/>
-        </w:rPr>
-      </w:pPr>
-      <w:r>
-        <w:rPr>
-          <w:sz w:val="20"/>
-        </w:rPr>
+          <w:sz w:val="24"/>
+          <w:szCs w:val="24"/>
+        </w:rPr>
+      </w:pPr>
+      <w:r>
+        <w:rPr>
+          <w:sz w:val="24"/>
+          <w:szCs w:val="24"/>
+        </w:rPr>
+        <w:lastRenderedPageBreak/>
         <w:t>CCA Team</w:t>
       </w:r>
     </w:p>
     <w:p>
       <w:pPr>
         <w:rPr>
-          <w:sz w:val="20"/>
+          <w:sz w:val="24"/>
+          <w:szCs w:val="24"/>
         </w:rPr>
       </w:pPr>
     </w:p>
@@ -1626,7 +2019,8 @@
       <w:bookmarkStart w:id="1" w:name="OLE_LINK2"/>
       <w:r>
         <w:rPr>
-          <w:sz w:val="20"/>
+          <w:sz w:val="24"/>
+          <w:szCs w:val="24"/>
         </w:rPr>
         <w:t xml:space="preserve">c.c. </w:t>
       </w:r>
@@ -1636,120 +2030,120 @@
       <w:r>
         <w:rPr>
           <w:rFonts w:cs="Arial"/>
-          <w:sz w:val="20"/>
-          <w:szCs w:val="18"/>
+          <w:sz w:val="24"/>
+          <w:szCs w:val="24"/>
         </w:rPr>
         <w:fldChar w:fldCharType="begin"/>
       </w:r>
       <w:r>
         <w:rPr>
           <w:rFonts w:cs="Arial"/>
-          <w:sz w:val="20"/>
-          <w:szCs w:val="18"/>
+          <w:sz w:val="24"/>
+          <w:szCs w:val="24"/>
         </w:rPr>
         <w:instrText>MERGEFIELD "[#list params.ccRecipients as cc]"</w:instrText>
       </w:r>
       <w:r>
         <w:rPr>
           <w:rFonts w:cs="Arial"/>
-          <w:sz w:val="20"/>
-          <w:szCs w:val="18"/>
+          <w:sz w:val="24"/>
+          <w:szCs w:val="24"/>
         </w:rPr>
         <w:fldChar w:fldCharType="separate"/>
       </w:r>
       <w:r>
         <w:rPr>
           <w:rFonts w:cs="Arial"/>
-          <w:sz w:val="20"/>
-          <w:szCs w:val="18"/>
+          <w:sz w:val="24"/>
+          <w:szCs w:val="24"/>
         </w:rPr>
         <w:t>«[#list email.ccRecipients as cc]»</w:t>
       </w:r>
       <w:r>
         <w:rPr>
           <w:rFonts w:cs="Arial"/>
-          <w:sz w:val="20"/>
-          <w:szCs w:val="18"/>
+          <w:sz w:val="24"/>
+          <w:szCs w:val="24"/>
         </w:rPr>
         <w:fldChar w:fldCharType="end"/>
       </w:r>
       <w:r>
         <w:rPr>
           <w:rFonts w:cs="Arial"/>
-          <w:sz w:val="20"/>
-          <w:szCs w:val="18"/>
+          <w:sz w:val="24"/>
+          <w:szCs w:val="24"/>
         </w:rPr>
         <w:fldChar w:fldCharType="begin"/>
       </w:r>
       <w:r>
         <w:rPr>
           <w:rFonts w:cs="Arial"/>
-          <w:sz w:val="20"/>
-          <w:szCs w:val="18"/>
+          <w:sz w:val="24"/>
+          <w:szCs w:val="24"/>
         </w:rPr>
         <w:instrText>MERGEFIELD "${cc}[#sep], [/#sep]"</w:instrText>
       </w:r>
       <w:r>
         <w:rPr>
           <w:rFonts w:cs="Arial"/>
-          <w:sz w:val="20"/>
-          <w:szCs w:val="18"/>
+          <w:sz w:val="24"/>
+          <w:szCs w:val="24"/>
         </w:rPr>
         <w:fldChar w:fldCharType="separate"/>
       </w:r>
       <w:r>
         <w:rPr>
           <w:rFonts w:cs="Arial"/>
-          <w:sz w:val="20"/>
-          <w:szCs w:val="18"/>
+          <w:sz w:val="24"/>
+          <w:szCs w:val="24"/>
         </w:rPr>
         <w:t>«${cc}[#sep], [/#sep]»</w:t>
       </w:r>
       <w:r>
         <w:rPr>
           <w:rFonts w:cs="Arial"/>
-          <w:sz w:val="20"/>
-          <w:szCs w:val="18"/>
+          <w:sz w:val="24"/>
+          <w:szCs w:val="24"/>
         </w:rPr>
         <w:fldChar w:fldCharType="end"/>
       </w:r>
       <w:r>
         <w:rPr>
           <w:rFonts w:cs="Arial"/>
-          <w:sz w:val="20"/>
-          <w:szCs w:val="18"/>
+          <w:sz w:val="24"/>
+          <w:szCs w:val="24"/>
         </w:rPr>
         <w:fldChar w:fldCharType="begin"/>
       </w:r>
       <w:r>
         <w:rPr>
           <w:rFonts w:cs="Arial"/>
-          <w:sz w:val="20"/>
-          <w:szCs w:val="18"/>
+          <w:sz w:val="24"/>
+          <w:szCs w:val="24"/>
         </w:rPr>
         <w:instrText>MERGEFIELD [/#list]</w:instrText>
       </w:r>
       <w:r>
         <w:rPr>
           <w:rFonts w:cs="Arial"/>
-          <w:sz w:val="20"/>
-          <w:szCs w:val="18"/>
+          <w:sz w:val="24"/>
+          <w:szCs w:val="24"/>
         </w:rPr>
         <w:fldChar w:fldCharType="separate"/>
       </w:r>
       <w:r>
         <w:rPr>
           <w:rFonts w:cs="Arial"/>
-          <w:sz w:val="20"/>
-          <w:szCs w:val="18"/>
+          <w:sz w:val="24"/>
+          <w:szCs w:val="24"/>
         </w:rPr>
         <w:t>«[/#list]»</w:t>
       </w:r>
       <w:r>
         <w:rPr>
           <w:rFonts w:cs="Arial"/>
-          <w:sz w:val="20"/>
-          <w:szCs w:val="18"/>
+          <w:sz w:val="24"/>
+          <w:szCs w:val="24"/>
         </w:rPr>
         <w:fldChar w:fldCharType="end"/>
       </w:r>
@@ -1879,126 +2273,17 @@
   <w:p>
     <w:pPr>
       <w:pStyle w:val="Footer"/>
-      <w:tabs>
-        <w:tab w:val="clear" w:pos="4153"/>
-        <w:tab w:val="center" w:pos="4536"/>
-      </w:tabs>
-      <w:spacing w:before="120" w:after="120"/>
-      <w:jc w:val="center"/>
       <w:rPr>
         <w:rFonts w:cs="Arial"/>
-        <w:sz w:val="18"/>
-        <w:szCs w:val="18"/>
+        <w:szCs w:val="22"/>
       </w:rPr>
     </w:pPr>
     <w:r>
       <w:rPr>
         <w:rFonts w:cs="Arial"/>
-        <w:sz w:val="18"/>
-        <w:szCs w:val="18"/>
-      </w:rPr>
-      <w:t xml:space="preserve">Page </w:t>
-    </w:r>
-    <w:r>
-      <w:rPr>
-        <w:rStyle w:val="PageNumber"/>
-        <w:rFonts w:cs="Arial"/>
-        <w:sz w:val="18"/>
-        <w:szCs w:val="18"/>
-      </w:rPr>
-      <w:fldChar w:fldCharType="begin"/>
-    </w:r>
-    <w:r>
-      <w:rPr>
-        <w:rStyle w:val="PageNumber"/>
-        <w:rFonts w:cs="Arial"/>
-        <w:sz w:val="18"/>
-        <w:szCs w:val="18"/>
-      </w:rPr>
-      <w:instrText xml:space="preserve"> PAGE </w:instrText>
-    </w:r>
-    <w:r>
-      <w:rPr>
-        <w:rStyle w:val="PageNumber"/>
-        <w:rFonts w:cs="Arial"/>
-        <w:sz w:val="18"/>
-        <w:szCs w:val="18"/>
-      </w:rPr>
-      <w:fldChar w:fldCharType="separate"/>
-    </w:r>
-    <w:r>
-      <w:rPr>
-        <w:rStyle w:val="PageNumber"/>
-        <w:rFonts w:cs="Arial"/>
-        <w:noProof/>
-        <w:sz w:val="18"/>
-        <w:szCs w:val="18"/>
-      </w:rPr>
-      <w:t>2</w:t>
-    </w:r>
-    <w:r>
-      <w:rPr>
-        <w:rStyle w:val="PageNumber"/>
-        <w:rFonts w:cs="Arial"/>
-        <w:sz w:val="18"/>
-        <w:szCs w:val="18"/>
-      </w:rPr>
-      <w:fldChar w:fldCharType="end"/>
-    </w:r>
-    <w:r>
-      <w:rPr>
-        <w:rStyle w:val="PageNumber"/>
-        <w:rFonts w:cs="Arial"/>
-        <w:sz w:val="18"/>
-        <w:szCs w:val="18"/>
-      </w:rPr>
-      <w:t xml:space="preserve"> of </w:t>
-    </w:r>
-    <w:r>
-      <w:rPr>
-        <w:rStyle w:val="PageNumber"/>
-        <w:rFonts w:cs="Arial"/>
-        <w:sz w:val="18"/>
-        <w:szCs w:val="18"/>
-      </w:rPr>
-      <w:fldChar w:fldCharType="begin"/>
-    </w:r>
-    <w:r>
-      <w:rPr>
-        <w:rStyle w:val="PageNumber"/>
-        <w:rFonts w:cs="Arial"/>
-        <w:sz w:val="18"/>
-        <w:szCs w:val="18"/>
-      </w:rPr>
-      <w:instrText xml:space="preserve"> NUMPAGES </w:instrText>
-    </w:r>
-    <w:r>
-      <w:rPr>
-        <w:rStyle w:val="PageNumber"/>
-        <w:rFonts w:cs="Arial"/>
-        <w:sz w:val="18"/>
-        <w:szCs w:val="18"/>
-      </w:rPr>
-      <w:fldChar w:fldCharType="separate"/>
-    </w:r>
-    <w:r>
-      <w:rPr>
-        <w:rStyle w:val="PageNumber"/>
-        <w:rFonts w:cs="Arial"/>
-        <w:noProof/>
-        <w:sz w:val="18"/>
-        <w:szCs w:val="18"/>
-      </w:rPr>
-      <w:t>2</w:t>
-    </w:r>
-    <w:r>
-      <w:rPr>
-        <w:rStyle w:val="PageNumber"/>
-        <w:rFonts w:cs="Arial"/>
-        <w:sz w:val="18"/>
-        <w:szCs w:val="18"/>
-      </w:rPr>
-      <w:fldChar w:fldCharType="end"/>
+        <w:szCs w:val="22"/>
+      </w:rPr>
+      <w:t>Environment Agency, Richard Fairclough House, Knutsford Road, Warrington, WA4 1HT</w:t>
     </w:r>
   </w:p>
   <w:p>
@@ -2006,65 +2291,14 @@
       <w:pStyle w:val="Footer"/>
       <w:rPr>
         <w:rFonts w:cs="Arial"/>
-        <w:sz w:val="18"/>
-        <w:szCs w:val="18"/>
+        <w:szCs w:val="22"/>
       </w:rPr>
     </w:pPr>
     <w:r>
       <w:rPr>
-        <w:rFonts w:cs="Arial"/>
-        <w:sz w:val="18"/>
-        <w:szCs w:val="18"/>
-      </w:rPr>
-      <w:t>Environme</w:t>
-    </w:r>
-    <w:r>
-      <w:rPr>
-        <w:rFonts w:cs="Arial"/>
-        <w:sz w:val="18"/>
-        <w:szCs w:val="18"/>
-      </w:rPr>
-      <w:t>nt Agency, Richard Fairclough House,</w:t>
-    </w:r>
-    <w:r>
-      <w:rPr>
-        <w:rFonts w:cs="Arial"/>
-        <w:sz w:val="18"/>
-        <w:szCs w:val="18"/>
-      </w:rPr>
-      <w:t xml:space="preserve"> </w:t>
-    </w:r>
-    <w:r>
-      <w:rPr>
-        <w:rFonts w:cs="Arial"/>
-        <w:sz w:val="18"/>
-        <w:szCs w:val="18"/>
-      </w:rPr>
-      <w:t>Knutsford Road, Latchford, Warrington, Cheshire, WA4 1HT</w:t>
-    </w:r>
-  </w:p>
-  <w:p>
-    <w:pPr>
-      <w:pStyle w:val="Footer"/>
-      <w:rPr>
-        <w:rFonts w:cs="Arial"/>
-        <w:sz w:val="18"/>
-        <w:szCs w:val="18"/>
-      </w:rPr>
-    </w:pPr>
-    <w:r>
-      <w:rPr>
-        <w:sz w:val="18"/>
-        <w:szCs w:val="18"/>
-      </w:rPr>
-      <w:t>Tel: 0</w:t>
-    </w:r>
-    <w:r>
-      <w:rPr>
-        <w:sz w:val="18"/>
-        <w:szCs w:val="18"/>
-      </w:rPr>
-      <w:t>3708 506 506</w:t>
+        <w:szCs w:val="22"/>
+      </w:rPr>
+      <w:t>Tel: 03708 506 506</w:t>
     </w:r>
   </w:p>
 </w:ftr>
@@ -5034,6 +5268,119 @@
     </w:lvl>
   </w:abstractNum>
   <w:abstractNum w:abstractNumId="37" w15:restartNumberingAfterBreak="0">
+    <w:nsid w:val="79ED4FD8"/>
+    <w:multiLevelType w:val="hybridMultilevel"/>
+    <w:tmpl w:val="8F843C06"/>
+    <w:lvl w:ilvl="0" w:tplc="08090001">
+      <w:start w:val="1"/>
+      <w:numFmt w:val="bullet"/>
+      <w:lvlText w:val=""/>
+      <w:lvlJc w:val="left"/>
+      <w:pPr>
+        <w:ind w:left="720" w:hanging="360"/>
+      </w:pPr>
+      <w:rPr>
+        <w:rFonts w:ascii="Symbol" w:hAnsi="Symbol" w:hint="default"/>
+      </w:rPr>
+    </w:lvl>
+    <w:lvl w:ilvl="1" w:tplc="08090003" w:tentative="1">
+      <w:start w:val="1"/>
+      <w:numFmt w:val="bullet"/>
+      <w:lvlText w:val="o"/>
+      <w:lvlJc w:val="left"/>
+      <w:pPr>
+        <w:ind w:left="1440" w:hanging="360"/>
+      </w:pPr>
+      <w:rPr>
+        <w:rFonts w:ascii="Courier New" w:hAnsi="Courier New" w:cs="Courier New" w:hint="default"/>
+      </w:rPr>
+    </w:lvl>
+    <w:lvl w:ilvl="2" w:tplc="08090005" w:tentative="1">
+      <w:start w:val="1"/>
+      <w:numFmt w:val="bullet"/>
+      <w:lvlText w:val=""/>
+      <w:lvlJc w:val="left"/>
+      <w:pPr>
+        <w:ind w:left="2160" w:hanging="360"/>
+      </w:pPr>
+      <w:rPr>
+        <w:rFonts w:ascii="Wingdings" w:hAnsi="Wingdings" w:hint="default"/>
+      </w:rPr>
+    </w:lvl>
+    <w:lvl w:ilvl="3" w:tplc="08090001" w:tentative="1">
+      <w:start w:val="1"/>
+      <w:numFmt w:val="bullet"/>
+      <w:lvlText w:val=""/>
+      <w:lvlJc w:val="left"/>
+      <w:pPr>
+        <w:ind w:left="2880" w:hanging="360"/>
+      </w:pPr>
+      <w:rPr>
+        <w:rFonts w:ascii="Symbol" w:hAnsi="Symbol" w:hint="default"/>
+      </w:rPr>
+    </w:lvl>
+    <w:lvl w:ilvl="4" w:tplc="08090003" w:tentative="1">
+      <w:start w:val="1"/>
+      <w:numFmt w:val="bullet"/>
+      <w:lvlText w:val="o"/>
+      <w:lvlJc w:val="left"/>
+      <w:pPr>
+        <w:ind w:left="3600" w:hanging="360"/>
+      </w:pPr>
+      <w:rPr>
+        <w:rFonts w:ascii="Courier New" w:hAnsi="Courier New" w:cs="Courier New" w:hint="default"/>
+      </w:rPr>
+    </w:lvl>
+    <w:lvl w:ilvl="5" w:tplc="08090005" w:tentative="1">
+      <w:start w:val="1"/>
+      <w:numFmt w:val="bullet"/>
+      <w:lvlText w:val=""/>
+      <w:lvlJc w:val="left"/>
+      <w:pPr>
+        <w:ind w:left="4320" w:hanging="360"/>
+      </w:pPr>
+      <w:rPr>
+        <w:rFonts w:ascii="Wingdings" w:hAnsi="Wingdings" w:hint="default"/>
+      </w:rPr>
+    </w:lvl>
+    <w:lvl w:ilvl="6" w:tplc="08090001" w:tentative="1">
+      <w:start w:val="1"/>
+      <w:numFmt w:val="bullet"/>
+      <w:lvlText w:val=""/>
+      <w:lvlJc w:val="left"/>
+      <w:pPr>
+        <w:ind w:left="5040" w:hanging="360"/>
+      </w:pPr>
+      <w:rPr>
+        <w:rFonts w:ascii="Symbol" w:hAnsi="Symbol" w:hint="default"/>
+      </w:rPr>
+    </w:lvl>
+    <w:lvl w:ilvl="7" w:tplc="08090003" w:tentative="1">
+      <w:start w:val="1"/>
+      <w:numFmt w:val="bullet"/>
+      <w:lvlText w:val="o"/>
+      <w:lvlJc w:val="left"/>
+      <w:pPr>
+        <w:ind w:left="5760" w:hanging="360"/>
+      </w:pPr>
+      <w:rPr>
+        <w:rFonts w:ascii="Courier New" w:hAnsi="Courier New" w:cs="Courier New" w:hint="default"/>
+      </w:rPr>
+    </w:lvl>
+    <w:lvl w:ilvl="8" w:tplc="08090005" w:tentative="1">
+      <w:start w:val="1"/>
+      <w:numFmt w:val="bullet"/>
+      <w:lvlText w:val=""/>
+      <w:lvlJc w:val="left"/>
+      <w:pPr>
+        <w:ind w:left="6480" w:hanging="360"/>
+      </w:pPr>
+      <w:rPr>
+        <w:rFonts w:ascii="Wingdings" w:hAnsi="Wingdings" w:hint="default"/>
+      </w:rPr>
+    </w:lvl>
+  </w:abstractNum>
+  <w:abstractNum w:abstractNumId="38" w15:restartNumberingAfterBreak="0">
     <w:nsid w:val="7ACC26E8"/>
     <w:multiLevelType w:val="singleLevel"/>
     <w:tmpl w:val="0809000F"/>
@@ -5050,7 +5397,7 @@
       </w:pPr>
     </w:lvl>
   </w:abstractNum>
-  <w:abstractNum w:abstractNumId="38" w15:restartNumberingAfterBreak="0">
+  <w:abstractNum w:abstractNumId="39" w15:restartNumberingAfterBreak="0">
     <w:nsid w:val="7C3C6210"/>
     <w:multiLevelType w:val="hybridMultilevel"/>
     <w:tmpl w:val="60889E7E"/>
@@ -5139,7 +5486,7 @@
       </w:pPr>
     </w:lvl>
   </w:abstractNum>
-  <w:abstractNum w:abstractNumId="39" w15:restartNumberingAfterBreak="0">
+  <w:abstractNum w:abstractNumId="40" w15:restartNumberingAfterBreak="0">
     <w:nsid w:val="7C6D2C92"/>
     <w:multiLevelType w:val="singleLevel"/>
     <w:tmpl w:val="1646F456"/>
@@ -5159,7 +5506,7 @@
       </w:rPr>
     </w:lvl>
   </w:abstractNum>
-  <w:abstractNum w:abstractNumId="40" w15:restartNumberingAfterBreak="0">
+  <w:abstractNum w:abstractNumId="41" w15:restartNumberingAfterBreak="0">
     <w:nsid w:val="7CB620D1"/>
     <w:multiLevelType w:val="multilevel"/>
     <w:tmpl w:val="3D401000"/>
@@ -5318,7 +5665,7 @@
     <w:abstractNumId w:val="6"/>
   </w:num>
   <w:num w:numId="7" w16cid:durableId="725418987">
-    <w:abstractNumId w:val="37"/>
+    <w:abstractNumId w:val="38"/>
   </w:num>
   <w:num w:numId="8" w16cid:durableId="83306057">
     <w:abstractNumId w:val="17"/>
@@ -5327,7 +5674,7 @@
     <w:abstractNumId w:val="33"/>
   </w:num>
   <w:num w:numId="10" w16cid:durableId="1982467050">
-    <w:abstractNumId w:val="39"/>
+    <w:abstractNumId w:val="40"/>
   </w:num>
   <w:num w:numId="11" w16cid:durableId="1054279320">
     <w:abstractNumId w:val="3"/>
@@ -5375,7 +5722,7 @@
     <w:abstractNumId w:val="4"/>
   </w:num>
   <w:num w:numId="26" w16cid:durableId="1754936184">
-    <w:abstractNumId w:val="40"/>
+    <w:abstractNumId w:val="41"/>
   </w:num>
   <w:num w:numId="27" w16cid:durableId="9112192">
     <w:abstractNumId w:val="2"/>
@@ -5414,13 +5761,16 @@
     <w:abstractNumId w:val="12"/>
   </w:num>
   <w:num w:numId="39" w16cid:durableId="653677547">
-    <w:abstractNumId w:val="38"/>
+    <w:abstractNumId w:val="39"/>
   </w:num>
   <w:num w:numId="40" w16cid:durableId="417988917">
     <w:abstractNumId w:val="0"/>
   </w:num>
   <w:num w:numId="41" w16cid:durableId="756634194">
     <w:abstractNumId w:val="7"/>
+  </w:num>
+  <w:num w:numId="42" w16cid:durableId="785854946">
+    <w:abstractNumId w:val="37"/>
   </w:num>
 </w:numbering>
 </file>
@@ -6036,6 +6386,7 @@
   <w:style w:type="paragraph" w:styleId="Footer">
     <w:name w:val="footer"/>
     <w:basedOn w:val="Normal"/>
+    <w:link w:val="FooterChar"/>
     <w:pPr>
       <w:tabs>
         <w:tab w:val="center" w:pos="4153"/>
@@ -6610,6 +6961,27 @@
       <w:shd w:val="clear" w:color="auto" w:fill="E1DFDD"/>
     </w:rPr>
   </w:style>
+  <w:style w:type="character" w:customStyle="1" w:styleId="FooterChar">
+    <w:name w:val="Footer Char"/>
+    <w:basedOn w:val="DefaultParagraphFont"/>
+    <w:link w:val="Footer"/>
+    <w:rsid w:val="00A2783C"/>
+    <w:rPr>
+      <w:rFonts w:ascii="Arial" w:hAnsi="Arial"/>
+      <w:sz w:val="22"/>
+    </w:rPr>
+  </w:style>
+  <w:style w:type="paragraph" w:styleId="Revision">
+    <w:name w:val="Revision"/>
+    <w:hidden/>
+    <w:uiPriority w:val="99"/>
+    <w:semiHidden/>
+    <w:rsid w:val="0019673B"/>
+    <w:rPr>
+      <w:rFonts w:ascii="Arial" w:hAnsi="Arial"/>
+      <w:sz w:val="22"/>
+    </w:rPr>
+  </w:style>
 </w:styles>
 </file>
 
@@ -6875,15 +7247,7 @@
 </file>
 
 <file path=customXml/item1.xml><?xml version="1.0" encoding="utf-8"?>
-<p:properties xmlns:p="http://schemas.microsoft.com/office/2006/metadata/properties" xmlns:xsi="http://www.w3.org/2001/XMLSchema-instance" xmlns:pc="http://schemas.microsoft.com/office/infopath/2007/PartnerControls">
-  <documentManagement>
-    <TaxCatchAll xmlns="81936f9c-53d8-4266-aa9b-a06434fad9b0" xsi:nil="true"/>
-    <lcf76f155ced4ddcb4097134ff3c332f xmlns="3e1b29f8-7008-403b-b2fb-9ef1de52b77a">
-      <Terms xmlns="http://schemas.microsoft.com/office/infopath/2007/PartnerControls"/>
-    </lcf76f155ced4ddcb4097134ff3c332f>
-    <Issuedate xmlns="3e1b29f8-7008-403b-b2fb-9ef1de52b77a" xsi:nil="true"/>
-  </documentManagement>
-</p:properties>
+<b:Sources xmlns:b="http://schemas.openxmlformats.org/officeDocument/2006/bibliography" xmlns="http://schemas.openxmlformats.org/officeDocument/2006/bibliography" SelectedStyle="\APA.XSL" StyleName="APA"/>
 </file>
 
 <file path=customXml/item2.xml><?xml version="1.0" encoding="utf-8"?>
@@ -7136,7 +7500,15 @@
 </file>
 
 <file path=customXml/item3.xml><?xml version="1.0" encoding="utf-8"?>
-<b:Sources xmlns:b="http://schemas.openxmlformats.org/officeDocument/2006/bibliography" xmlns="http://schemas.openxmlformats.org/officeDocument/2006/bibliography" SelectedStyle="\APA.XSL" StyleName="APA"/>
+<p:properties xmlns:p="http://schemas.microsoft.com/office/2006/metadata/properties" xmlns:xsi="http://www.w3.org/2001/XMLSchema-instance" xmlns:pc="http://schemas.microsoft.com/office/infopath/2007/PartnerControls">
+  <documentManagement>
+    <TaxCatchAll xmlns="81936f9c-53d8-4266-aa9b-a06434fad9b0" xsi:nil="true"/>
+    <lcf76f155ced4ddcb4097134ff3c332f xmlns="3e1b29f8-7008-403b-b2fb-9ef1de52b77a">
+      <Terms xmlns="http://schemas.microsoft.com/office/infopath/2007/PartnerControls"/>
+    </lcf76f155ced4ddcb4097134ff3c332f>
+    <Issuedate xmlns="3e1b29f8-7008-403b-b2fb-9ef1de52b77a" xsi:nil="true"/>
+  </documentManagement>
+</p:properties>
 </file>
 
 <file path=customXml/item4.xml><?xml version="1.0" encoding="utf-8"?>
@@ -7149,12 +7521,9 @@
 </file>
 
 <file path=customXml/itemProps1.xml><?xml version="1.0" encoding="utf-8"?>
-<ds:datastoreItem xmlns:ds="http://schemas.openxmlformats.org/officeDocument/2006/customXml" ds:itemID="{7BFF354A-BE2D-4FE0-8B2B-B725ACEA640D}">
+<ds:datastoreItem xmlns:ds="http://schemas.openxmlformats.org/officeDocument/2006/customXml" ds:itemID="{175E2CE5-3841-4B6C-9677-0243CC2886BB}">
   <ds:schemaRefs>
-    <ds:schemaRef ds:uri="http://schemas.microsoft.com/office/2006/metadata/properties"/>
-    <ds:schemaRef ds:uri="http://schemas.microsoft.com/office/infopath/2007/PartnerControls"/>
-    <ds:schemaRef ds:uri="81936f9c-53d8-4266-aa9b-a06434fad9b0"/>
-    <ds:schemaRef ds:uri="3e1b29f8-7008-403b-b2fb-9ef1de52b77a"/>
+    <ds:schemaRef ds:uri="http://schemas.openxmlformats.org/officeDocument/2006/bibliography"/>
   </ds:schemaRefs>
 </ds:datastoreItem>
 </file>
@@ -7179,9 +7548,12 @@
 </file>
 
 <file path=customXml/itemProps3.xml><?xml version="1.0" encoding="utf-8"?>
-<ds:datastoreItem xmlns:ds="http://schemas.openxmlformats.org/officeDocument/2006/customXml" ds:itemID="{175E2CE5-3841-4B6C-9677-0243CC2886BB}">
+<ds:datastoreItem xmlns:ds="http://schemas.openxmlformats.org/officeDocument/2006/customXml" ds:itemID="{7BFF354A-BE2D-4FE0-8B2B-B725ACEA640D}">
   <ds:schemaRefs>
-    <ds:schemaRef ds:uri="http://schemas.openxmlformats.org/officeDocument/2006/bibliography"/>
+    <ds:schemaRef ds:uri="http://schemas.microsoft.com/office/2006/metadata/properties"/>
+    <ds:schemaRef ds:uri="http://schemas.microsoft.com/office/infopath/2007/PartnerControls"/>
+    <ds:schemaRef ds:uri="81936f9c-53d8-4266-aa9b-a06434fad9b0"/>
+    <ds:schemaRef ds:uri="3e1b29f8-7008-403b-b2fb-9ef1de52b77a"/>
   </ds:schemaRefs>
 </ds:datastoreItem>
 </file>
